--- a/测试产出/Gp_EcuStpStdn/lld_report.docx
+++ b/测试产出/Gp_EcuStpStdn/lld_report.docx
@@ -10726,7 +10726,7 @@
             <w:r>
               <w:drawing>
                 <wp:inline>
-                  <wp:extent cx="6692900" cy="15355665"/>
+                  <wp:extent cx="6692900" cy="15184534"/>
                   <wp:effectExtent b="0" l="0" r="0" t="0"/>
                   <wp:docPr descr="" title="" id="90" name="Picture"/>
                   <a:graphic>
@@ -10747,7 +10747,7 @@
                         <pic:spPr bwMode="auto">
                           <a:xfrm>
                             <a:off x="0" y="0"/>
-                            <a:ext cx="6692900" cy="15355665"/>
+                            <a:ext cx="6692900" cy="15184534"/>
                           </a:xfrm>
                           <a:prstGeom prst="rect">
                             <a:avLst/>

--- a/测试产出/Gp_EcuStpStdn/lld_report.docx
+++ b/测试产出/Gp_EcuStpStdn/lld_report.docx
@@ -19062,7 +19062,7 @@
     <w:bookmarkEnd w:id="115"/>
     <w:bookmarkEnd w:id="116"/>
     <w:bookmarkEnd w:id="117"/>
-    <w:bookmarkStart w:id="132" w:name="s53"/>
+    <w:bookmarkStart w:id="140" w:name="s53"/>
     <w:p>
       <w:pPr>
         <w:pStyle w:val="Heading2"/>
@@ -20186,7 +20186,7 @@
       </w:tr>
     </w:tbl>
     <w:bookmarkEnd w:id="123"/>
-    <w:bookmarkStart w:id="127" w:name="序列图initialization-工作项-5.3.2"/>
+    <w:bookmarkStart w:id="127" w:name="序列图initialization主核-core0-工作项-5.3.2"/>
     <w:p>
       <w:pPr>
         <w:pStyle w:val="Heading3"/>
@@ -20198,7 +20198,16 @@
         <w:rPr>
           <w:rFonts w:hint="eastAsia"/>
         </w:rPr>
-        <w:t xml:space="preserve">序列图：Initialization</w:t>
+        <w:t xml:space="preserve">序列图：Initialization（主核</w:t>
+      </w:r>
+      <w:r>
+        <w:t xml:space="preserve"> </w:t>
+      </w:r>
+      <w:r>
+        <w:rPr>
+          <w:rFonts w:hint="eastAsia"/>
+        </w:rPr>
+        <w:t xml:space="preserve">Core0）</w:t>
       </w:r>
       <w:r>
         <w:t xml:space="preserve"> </w:t>
@@ -20224,16 +20233,16 @@
         <w:rPr>
           <w:rFonts w:hint="eastAsia"/>
         </w:rPr>
-        <w:t xml:space="preserve">初始化序列：master（core0）与</w:t>
-      </w:r>
-      <w:r>
-        <w:t xml:space="preserve"> satellite </w:t>
-      </w:r>
-      <w:r>
-        <w:rPr>
-          <w:rFonts w:hint="eastAsia"/>
-        </w:rPr>
-        <w:t xml:space="preserve">核的三阶段启动过程</w:t>
+        <w:t xml:space="preserve">初始化序列（主核</w:t>
+      </w:r>
+      <w:r>
+        <w:t xml:space="preserve"> </w:t>
+      </w:r>
+      <w:r>
+        <w:rPr>
+          <w:rFonts w:hint="eastAsia"/>
+        </w:rPr>
+        <w:t xml:space="preserve">Core0）：三阶段启动过程中主核侧的交互顺序</w:t>
       </w:r>
     </w:p>
     <w:p>
@@ -20244,7 +20253,7 @@
       <w:r>
         <w:drawing>
           <wp:inline>
-            <wp:extent cx="6692900" cy="9561866"/>
+            <wp:extent cx="6692900" cy="10374527"/>
             <wp:effectExtent b="0" l="0" r="0" t="0"/>
             <wp:docPr descr="" title="" id="125" name="Picture"/>
             <a:graphic>
@@ -20265,7 +20274,7 @@
                   <pic:spPr bwMode="auto">
                     <a:xfrm>
                       <a:off x="0" y="0"/>
-                      <a:ext cx="6692900" cy="9561866"/>
+                      <a:ext cx="6692900" cy="10374527"/>
                     </a:xfrm>
                     <a:prstGeom prst="rect">
                       <a:avLst/>
@@ -20330,7 +20339,7 @@
         <w:rPr>
           <w:rStyle w:val="VerbatimChar"/>
         </w:rPr>
-        <w:t xml:space="preserve">    participant M as Gp_EcuStpShdn_Startup(master core0)</w:t>
+        <w:t xml:space="preserve">    participant M as Gp_EcuStpShdn_Startup(Core0)</w:t>
       </w:r>
       <w:r>
         <w:br/>
@@ -20339,7 +20348,7 @@
         <w:rPr>
           <w:rStyle w:val="VerbatimChar"/>
         </w:rPr>
-        <w:t xml:space="preserve">    participant S as Gp_EcuStpShdn_Startup(satellite)</w:t>
+        <w:t xml:space="preserve">    participant CO as Callout</w:t>
       </w:r>
       <w:r>
         <w:br/>
@@ -20348,7 +20357,7 @@
         <w:rPr>
           <w:rStyle w:val="VerbatimChar"/>
         </w:rPr>
-        <w:t xml:space="preserve">    participant CO as Callout</w:t>
+        <w:t xml:space="preserve">    participant TA as Gp_TstApp</w:t>
       </w:r>
       <w:r>
         <w:br/>
@@ -20357,7 +20366,7 @@
         <w:rPr>
           <w:rStyle w:val="VerbatimChar"/>
         </w:rPr>
-        <w:t xml:space="preserve">    participant TA as Gp_TstApp</w:t>
+        <w:t xml:space="preserve">    participant RM as Gp_RstM</w:t>
       </w:r>
       <w:r>
         <w:br/>
@@ -20366,7 +20375,7 @@
         <w:rPr>
           <w:rStyle w:val="VerbatimChar"/>
         </w:rPr>
-        <w:t xml:space="preserve">    participant RM as Gp_RstM</w:t>
+        <w:t xml:space="preserve">    EcuM-&gt;&gt;M: Startup()</w:t>
       </w:r>
       <w:r>
         <w:br/>
@@ -20375,7 +20384,7 @@
         <w:rPr>
           <w:rStyle w:val="VerbatimChar"/>
         </w:rPr>
-        <w:t xml:space="preserve">    EcuM-&gt;&gt;M: Startup()</w:t>
+        <w:t xml:space="preserve">    M-&gt;&gt;CO: CalloutGetCoreId()</w:t>
       </w:r>
       <w:r>
         <w:br/>
@@ -20384,7 +20393,14 @@
         <w:rPr>
           <w:rStyle w:val="VerbatimChar"/>
         </w:rPr>
-        <w:t xml:space="preserve">    EcuM-&gt;&gt;S: Startup()</w:t>
+        <w:t xml:space="preserve">    Note over M: Stage One </w:t>
+      </w:r>
+      <w:r>
+        <w:rPr>
+          <w:rStyle w:val="VerbatimChar"/>
+          <w:rFonts w:hint="eastAsia"/>
+        </w:rPr>
+        <w:t xml:space="preserve">主核</w:t>
       </w:r>
       <w:r>
         <w:br/>
@@ -20393,7 +20409,14 @@
         <w:rPr>
           <w:rStyle w:val="VerbatimChar"/>
         </w:rPr>
-        <w:t xml:space="preserve">    M-&gt;&gt;CO: CalloutGetCoreId()</w:t>
+        <w:t xml:space="preserve">    M-&gt;&gt;M: </w:t>
+      </w:r>
+      <w:r>
+        <w:rPr>
+          <w:rStyle w:val="VerbatimChar"/>
+          <w:rFonts w:hint="eastAsia"/>
+        </w:rPr>
+        <w:t xml:space="preserve">初始化主核运行时缓冲区</w:t>
       </w:r>
       <w:r>
         <w:br/>
@@ -20402,7 +20425,7 @@
         <w:rPr>
           <w:rStyle w:val="VerbatimChar"/>
         </w:rPr>
-        <w:t xml:space="preserve">    S-&gt;&gt;CO: CalloutGetCoreId()</w:t>
+        <w:t xml:space="preserve">    M-&gt;&gt;CO: CalloutInitStageOneCore0(SatImpl)</w:t>
       </w:r>
       <w:r>
         <w:br/>
@@ -20411,7 +20434,27 @@
         <w:rPr>
           <w:rStyle w:val="VerbatimChar"/>
         </w:rPr>
-        <w:t xml:space="preserve">    Note over M,S: Stage One</w:t>
+        <w:t xml:space="preserve">    M-&gt;&gt;RM: InitOne() </w:t>
+      </w:r>
+      <w:r>
+        <w:rPr>
+          <w:rStyle w:val="VerbatimChar"/>
+          <w:rFonts w:hint="eastAsia"/>
+        </w:rPr>
+        <w:t xml:space="preserve">仅限</w:t>
+      </w:r>
+      <w:r>
+        <w:rPr>
+          <w:rStyle w:val="VerbatimChar"/>
+        </w:rPr>
+        <w:t xml:space="preserve"> APP_NO_BOOT </w:t>
+      </w:r>
+      <w:r>
+        <w:rPr>
+          <w:rStyle w:val="VerbatimChar"/>
+          <w:rFonts w:hint="eastAsia"/>
+        </w:rPr>
+        <w:t xml:space="preserve">配置</w:t>
       </w:r>
       <w:r>
         <w:br/>
@@ -20420,6 +20463,133 @@
         <w:rPr>
           <w:rStyle w:val="VerbatimChar"/>
         </w:rPr>
+        <w:t xml:space="preserve">    M-&gt;&gt;M: StpStage_t </w:t>
+      </w:r>
+      <w:r>
+        <w:rPr>
+          <w:rStyle w:val="VerbatimChar"/>
+          <w:rFonts w:hint="eastAsia"/>
+        </w:rPr>
+        <w:t xml:space="preserve">置为</w:t>
+      </w:r>
+      <w:r>
+        <w:rPr>
+          <w:rStyle w:val="VerbatimChar"/>
+        </w:rPr>
+        <w:t xml:space="preserve"> STAGE_TWO</w:t>
+      </w:r>
+      <w:r>
+        <w:br/>
+      </w:r>
+      <w:r>
+        <w:rPr>
+          <w:rStyle w:val="VerbatimChar"/>
+        </w:rPr>
+        <w:t xml:space="preserve">    Note right of M: </w:t>
+      </w:r>
+      <w:r>
+        <w:rPr>
+          <w:rStyle w:val="VerbatimChar"/>
+          <w:rFonts w:hint="eastAsia"/>
+        </w:rPr>
+        <w:t xml:space="preserve">解除</w:t>
+      </w:r>
+      <w:r>
+        <w:rPr>
+          <w:rStyle w:val="VerbatimChar"/>
+        </w:rPr>
+        <w:t xml:space="preserve"> satellite </w:t>
+      </w:r>
+      <w:r>
+        <w:rPr>
+          <w:rStyle w:val="VerbatimChar"/>
+          <w:rFonts w:hint="eastAsia"/>
+        </w:rPr>
+        <w:t xml:space="preserve">阶段一自旋等待</w:t>
+      </w:r>
+      <w:r>
+        <w:br/>
+      </w:r>
+      <w:r>
+        <w:rPr>
+          <w:rStyle w:val="VerbatimChar"/>
+        </w:rPr>
+        <w:t xml:space="preserve">    Note over M: Stage Two </w:t>
+      </w:r>
+      <w:r>
+        <w:rPr>
+          <w:rStyle w:val="VerbatimChar"/>
+          <w:rFonts w:hint="eastAsia"/>
+        </w:rPr>
+        <w:t xml:space="preserve">主核</w:t>
+      </w:r>
+      <w:r>
+        <w:br/>
+      </w:r>
+      <w:r>
+        <w:rPr>
+          <w:rStyle w:val="VerbatimChar"/>
+        </w:rPr>
+        <w:t xml:space="preserve">    M-&gt;&gt;TA: PreRunInit() </w:t>
+      </w:r>
+      <w:r>
+        <w:rPr>
+          <w:rStyle w:val="VerbatimChar"/>
+          <w:rFonts w:hint="eastAsia"/>
+        </w:rPr>
+        <w:t xml:space="preserve">和</w:t>
+      </w:r>
+      <w:r>
+        <w:rPr>
+          <w:rStyle w:val="VerbatimChar"/>
+        </w:rPr>
+        <w:t xml:space="preserve"> PreRunPhase()</w:t>
+      </w:r>
+      <w:r>
+        <w:br/>
+      </w:r>
+      <w:r>
+        <w:rPr>
+          <w:rStyle w:val="VerbatimChar"/>
+        </w:rPr>
+        <w:t xml:space="preserve">    Note right of M: </w:t>
+      </w:r>
+      <w:r>
+        <w:rPr>
+          <w:rStyle w:val="VerbatimChar"/>
+          <w:rFonts w:hint="eastAsia"/>
+        </w:rPr>
+        <w:t xml:space="preserve">仅</w:t>
+      </w:r>
+      <w:r>
+        <w:rPr>
+          <w:rStyle w:val="VerbatimChar"/>
+        </w:rPr>
+        <w:t xml:space="preserve"> SAFETY_ENABLE </w:t>
+      </w:r>
+      <w:r>
+        <w:rPr>
+          <w:rStyle w:val="VerbatimChar"/>
+          <w:rFonts w:hint="eastAsia"/>
+        </w:rPr>
+        <w:t xml:space="preserve">时参与编译</w:t>
+      </w:r>
+      <w:r>
+        <w:br/>
+      </w:r>
+      <w:r>
+        <w:rPr>
+          <w:rStyle w:val="VerbatimChar"/>
+        </w:rPr>
+        <w:t xml:space="preserve">    M-&gt;&gt;CO: CalloutGetSysTimeMs()</w:t>
+      </w:r>
+      <w:r>
+        <w:br/>
+      </w:r>
+      <w:r>
+        <w:rPr>
+          <w:rStyle w:val="VerbatimChar"/>
+        </w:rPr>
         <w:t xml:space="preserve">    M-&gt;&gt;M: </w:t>
       </w:r>
       <w:r>
@@ -20427,7 +20597,20 @@
           <w:rStyle w:val="VerbatimChar"/>
           <w:rFonts w:hint="eastAsia"/>
         </w:rPr>
-        <w:t xml:space="preserve">初始化运行时缓冲区</w:t>
+        <w:t xml:space="preserve">记录</w:t>
+      </w:r>
+      <w:r>
+        <w:rPr>
+          <w:rStyle w:val="VerbatimChar"/>
+        </w:rPr>
+        <w:t xml:space="preserve"> PRERUN </w:t>
+      </w:r>
+      <w:r>
+        <w:rPr>
+          <w:rStyle w:val="VerbatimChar"/>
+          <w:rFonts w:hint="eastAsia"/>
+        </w:rPr>
+        <w:t xml:space="preserve">完成时间戳</w:t>
       </w:r>
       <w:r>
         <w:br/>
@@ -20436,7 +20619,20 @@
         <w:rPr>
           <w:rStyle w:val="VerbatimChar"/>
         </w:rPr>
-        <w:t xml:space="preserve">    M-&gt;&gt;CO: CalloutInitStageOneCore0(SatImpl)</w:t>
+        <w:t xml:space="preserve">    M-&gt;&gt;RM: Init() </w:t>
+      </w:r>
+      <w:r>
+        <w:rPr>
+          <w:rStyle w:val="VerbatimChar"/>
+          <w:rFonts w:hint="eastAsia"/>
+        </w:rPr>
+        <w:t xml:space="preserve">或</w:t>
+      </w:r>
+      <w:r>
+        <w:rPr>
+          <w:rStyle w:val="VerbatimChar"/>
+        </w:rPr>
+        <w:t xml:space="preserve"> InitTwo()</w:t>
       </w:r>
       <w:r>
         <w:br/>
@@ -20445,27 +20641,7 @@
         <w:rPr>
           <w:rStyle w:val="VerbatimChar"/>
         </w:rPr>
-        <w:t xml:space="preserve">    M-&gt;&gt;RM: InitOne() </w:t>
-      </w:r>
-      <w:r>
-        <w:rPr>
-          <w:rStyle w:val="VerbatimChar"/>
-          <w:rFonts w:hint="eastAsia"/>
-        </w:rPr>
-        <w:t xml:space="preserve">仅限</w:t>
-      </w:r>
-      <w:r>
-        <w:rPr>
-          <w:rStyle w:val="VerbatimChar"/>
-        </w:rPr>
-        <w:t xml:space="preserve"> APP_NO_BOOT </w:t>
-      </w:r>
-      <w:r>
-        <w:rPr>
-          <w:rStyle w:val="VerbatimChar"/>
-          <w:rFonts w:hint="eastAsia"/>
-        </w:rPr>
-        <w:t xml:space="preserve">配置</w:t>
+        <w:t xml:space="preserve">    M-&gt;&gt;RM: GetLastRstTypeInfo()</w:t>
       </w:r>
       <w:r>
         <w:br/>
@@ -20474,6 +20650,177 @@
         <w:rPr>
           <w:rStyle w:val="VerbatimChar"/>
         </w:rPr>
+        <w:t xml:space="preserve">    alt TryPwrShdn_b </w:t>
+      </w:r>
+      <w:r>
+        <w:rPr>
+          <w:rStyle w:val="VerbatimChar"/>
+          <w:rFonts w:hint="eastAsia"/>
+        </w:rPr>
+        <w:t xml:space="preserve">为</w:t>
+      </w:r>
+      <w:r>
+        <w:rPr>
+          <w:rStyle w:val="VerbatimChar"/>
+        </w:rPr>
+        <w:t xml:space="preserve"> TRUE</w:t>
+      </w:r>
+      <w:r>
+        <w:br/>
+      </w:r>
+      <w:r>
+        <w:rPr>
+          <w:rStyle w:val="VerbatimChar"/>
+        </w:rPr>
+        <w:t xml:space="preserve">        M-&gt;&gt;CO: CalloutPwrShdnInStpPhase()</w:t>
+      </w:r>
+      <w:r>
+        <w:br/>
+      </w:r>
+      <w:r>
+        <w:rPr>
+          <w:rStyle w:val="VerbatimChar"/>
+        </w:rPr>
+        <w:t xml:space="preserve">        Note right of M: </w:t>
+      </w:r>
+      <w:r>
+        <w:rPr>
+          <w:rStyle w:val="VerbatimChar"/>
+          <w:rFonts w:hint="eastAsia"/>
+        </w:rPr>
+        <w:t xml:space="preserve">程序不再返回</w:t>
+      </w:r>
+      <w:r>
+        <w:br/>
+      </w:r>
+      <w:r>
+        <w:rPr>
+          <w:rStyle w:val="VerbatimChar"/>
+        </w:rPr>
+        <w:t xml:space="preserve">    else SafeState_b </w:t>
+      </w:r>
+      <w:r>
+        <w:rPr>
+          <w:rStyle w:val="VerbatimChar"/>
+          <w:rFonts w:hint="eastAsia"/>
+        </w:rPr>
+        <w:t xml:space="preserve">为</w:t>
+      </w:r>
+      <w:r>
+        <w:rPr>
+          <w:rStyle w:val="VerbatimChar"/>
+        </w:rPr>
+        <w:t xml:space="preserve"> TRUE</w:t>
+      </w:r>
+      <w:r>
+        <w:br/>
+      </w:r>
+      <w:r>
+        <w:rPr>
+          <w:rStyle w:val="VerbatimChar"/>
+        </w:rPr>
+        <w:t xml:space="preserve">        M-&gt;&gt;CO: StpStageTwo_pf(SatImpl) </w:t>
+      </w:r>
+      <w:r>
+        <w:rPr>
+          <w:rStyle w:val="VerbatimChar"/>
+          <w:rFonts w:hint="eastAsia"/>
+        </w:rPr>
+        <w:t xml:space="preserve">core0初始化</w:t>
+      </w:r>
+      <w:r>
+        <w:br/>
+      </w:r>
+      <w:r>
+        <w:rPr>
+          <w:rStyle w:val="VerbatimChar"/>
+        </w:rPr>
+        <w:t xml:space="preserve">        M-&gt;&gt;CO: CalloutSbcInitInSafeState(SbcInfo)</w:t>
+      </w:r>
+      <w:r>
+        <w:br/>
+      </w:r>
+      <w:r>
+        <w:rPr>
+          <w:rStyle w:val="VerbatimChar"/>
+        </w:rPr>
+        <w:t xml:space="preserve">        M-&gt;&gt;CO: CalloutSafeState()</w:t>
+      </w:r>
+      <w:r>
+        <w:br/>
+      </w:r>
+      <w:r>
+        <w:rPr>
+          <w:rStyle w:val="VerbatimChar"/>
+        </w:rPr>
+        <w:t xml:space="preserve">    else </w:t>
+      </w:r>
+      <w:r>
+        <w:rPr>
+          <w:rStyle w:val="VerbatimChar"/>
+          <w:rFonts w:hint="eastAsia"/>
+        </w:rPr>
+        <w:t xml:space="preserve">正常路径</w:t>
+      </w:r>
+      <w:r>
+        <w:br/>
+      </w:r>
+      <w:r>
+        <w:rPr>
+          <w:rStyle w:val="VerbatimChar"/>
+        </w:rPr>
+        <w:t xml:space="preserve">        M-&gt;&gt;M: MstProcMcuPreRunTest()</w:t>
+      </w:r>
+      <w:r>
+        <w:br/>
+      </w:r>
+      <w:r>
+        <w:rPr>
+          <w:rStyle w:val="VerbatimChar"/>
+        </w:rPr>
+        <w:t xml:space="preserve">        M-&gt;&gt;CO: StpStageTwo_pf(SatImpl) </w:t>
+      </w:r>
+      <w:r>
+        <w:rPr>
+          <w:rStyle w:val="VerbatimChar"/>
+          <w:rFonts w:hint="eastAsia"/>
+        </w:rPr>
+        <w:t xml:space="preserve">core0初始化</w:t>
+      </w:r>
+      <w:r>
+        <w:br/>
+      </w:r>
+      <w:r>
+        <w:rPr>
+          <w:rStyle w:val="VerbatimChar"/>
+        </w:rPr>
+        <w:t xml:space="preserve">        M-&gt;&gt;M: MstPostInit()</w:t>
+      </w:r>
+      <w:r>
+        <w:br/>
+      </w:r>
+      <w:r>
+        <w:rPr>
+          <w:rStyle w:val="VerbatimChar"/>
+        </w:rPr>
+        <w:t xml:space="preserve">        M-&gt;&gt;CO: CalloutSbcInit(SbcInfo)</w:t>
+      </w:r>
+      <w:r>
+        <w:br/>
+      </w:r>
+      <w:r>
+        <w:rPr>
+          <w:rStyle w:val="VerbatimChar"/>
+        </w:rPr>
+        <w:t xml:space="preserve">    end</w:t>
+      </w:r>
+      <w:r>
+        <w:br/>
+      </w:r>
+      <w:r>
+        <w:rPr>
+          <w:rStyle w:val="VerbatimChar"/>
+        </w:rPr>
         <w:t xml:space="preserve">    M-&gt;&gt;M: StpStage_t </w:t>
       </w:r>
       <w:r>
@@ -20487,7 +20834,7 @@
         <w:rPr>
           <w:rStyle w:val="VerbatimChar"/>
         </w:rPr>
-        <w:t xml:space="preserve"> STAGE_TWO</w:t>
+        <w:t xml:space="preserve"> STAGE_THREE</w:t>
       </w:r>
       <w:r>
         <w:br/>
@@ -20496,400 +20843,31 @@
         <w:rPr>
           <w:rStyle w:val="VerbatimChar"/>
         </w:rPr>
-        <w:t xml:space="preserve">    S-&gt;&gt;S: </w:t>
-      </w:r>
-      <w:r>
-        <w:rPr>
-          <w:rStyle w:val="VerbatimChar"/>
-          <w:rFonts w:hint="eastAsia"/>
-        </w:rPr>
-        <w:t xml:space="preserve">自旋等待</w:t>
-      </w:r>
-      <w:r>
-        <w:rPr>
-          <w:rStyle w:val="VerbatimChar"/>
-        </w:rPr>
-        <w:t xml:space="preserve"> STAGE_TWO</w:t>
-      </w:r>
-      <w:r>
-        <w:br/>
-      </w:r>
-      <w:r>
-        <w:rPr>
-          <w:rStyle w:val="VerbatimChar"/>
-        </w:rPr>
-        <w:t xml:space="preserve">    Note over M,S: Stage Two</w:t>
-      </w:r>
-      <w:r>
-        <w:br/>
-      </w:r>
-      <w:r>
-        <w:rPr>
-          <w:rStyle w:val="VerbatimChar"/>
-        </w:rPr>
-        <w:t xml:space="preserve">    M-&gt;&gt;TA: PreRunInit() </w:t>
-      </w:r>
-      <w:r>
-        <w:rPr>
-          <w:rStyle w:val="VerbatimChar"/>
-          <w:rFonts w:hint="eastAsia"/>
-        </w:rPr>
-        <w:t xml:space="preserve">和</w:t>
-      </w:r>
-      <w:r>
-        <w:rPr>
-          <w:rStyle w:val="VerbatimChar"/>
-        </w:rPr>
-        <w:t xml:space="preserve"> PreRunPhase()</w:t>
-      </w:r>
-      <w:r>
-        <w:br/>
-      </w:r>
-      <w:r>
-        <w:rPr>
-          <w:rStyle w:val="VerbatimChar"/>
-        </w:rPr>
-        <w:t xml:space="preserve">    S-&gt;&gt;TA: PreRunInit() </w:t>
-      </w:r>
-      <w:r>
-        <w:rPr>
-          <w:rStyle w:val="VerbatimChar"/>
-          <w:rFonts w:hint="eastAsia"/>
-        </w:rPr>
-        <w:t xml:space="preserve">和</w:t>
-      </w:r>
-      <w:r>
-        <w:rPr>
-          <w:rStyle w:val="VerbatimChar"/>
-        </w:rPr>
-        <w:t xml:space="preserve"> PreRunPhase()</w:t>
-      </w:r>
-      <w:r>
-        <w:br/>
-      </w:r>
-      <w:r>
-        <w:rPr>
-          <w:rStyle w:val="VerbatimChar"/>
-        </w:rPr>
-        <w:t xml:space="preserve">    M-&gt;&gt;CO: CalloutGetSysTimeMs()</w:t>
-      </w:r>
-      <w:r>
-        <w:br/>
-      </w:r>
-      <w:r>
-        <w:rPr>
-          <w:rStyle w:val="VerbatimChar"/>
-        </w:rPr>
-        <w:t xml:space="preserve">    M-&gt;&gt;RM: Init() </w:t>
-      </w:r>
-      <w:r>
-        <w:rPr>
-          <w:rStyle w:val="VerbatimChar"/>
-          <w:rFonts w:hint="eastAsia"/>
-        </w:rPr>
-        <w:t xml:space="preserve">或</w:t>
-      </w:r>
-      <w:r>
-        <w:rPr>
-          <w:rStyle w:val="VerbatimChar"/>
-        </w:rPr>
-        <w:t xml:space="preserve"> InitTwo()</w:t>
-      </w:r>
-      <w:r>
-        <w:br/>
-      </w:r>
-      <w:r>
-        <w:rPr>
-          <w:rStyle w:val="VerbatimChar"/>
-        </w:rPr>
-        <w:t xml:space="preserve">    M-&gt;&gt;RM: GetLastRstTypeInfo()</w:t>
-      </w:r>
-      <w:r>
-        <w:br/>
-      </w:r>
-      <w:r>
-        <w:rPr>
-          <w:rStyle w:val="VerbatimChar"/>
-        </w:rPr>
-        <w:t xml:space="preserve">    alt TryPwrShdn_b </w:t>
-      </w:r>
-      <w:r>
-        <w:rPr>
-          <w:rStyle w:val="VerbatimChar"/>
-          <w:rFonts w:hint="eastAsia"/>
-        </w:rPr>
-        <w:t xml:space="preserve">为</w:t>
-      </w:r>
-      <w:r>
-        <w:rPr>
-          <w:rStyle w:val="VerbatimChar"/>
-        </w:rPr>
-        <w:t xml:space="preserve"> TRUE</w:t>
-      </w:r>
-      <w:r>
-        <w:br/>
-      </w:r>
-      <w:r>
-        <w:rPr>
-          <w:rStyle w:val="VerbatimChar"/>
-        </w:rPr>
-        <w:t xml:space="preserve">        M-&gt;&gt;CO: CalloutPwrShdnInStpPhase()</w:t>
-      </w:r>
-      <w:r>
-        <w:br/>
-      </w:r>
-      <w:r>
-        <w:rPr>
-          <w:rStyle w:val="VerbatimChar"/>
-        </w:rPr>
-        <w:t xml:space="preserve">        Note right of M: </w:t>
-      </w:r>
-      <w:r>
-        <w:rPr>
-          <w:rStyle w:val="VerbatimChar"/>
-          <w:rFonts w:hint="eastAsia"/>
-        </w:rPr>
-        <w:t xml:space="preserve">程序不再返回</w:t>
-      </w:r>
-      <w:r>
-        <w:br/>
-      </w:r>
-      <w:r>
-        <w:rPr>
-          <w:rStyle w:val="VerbatimChar"/>
-        </w:rPr>
-        <w:t xml:space="preserve">    else SafeState_b </w:t>
-      </w:r>
-      <w:r>
-        <w:rPr>
-          <w:rStyle w:val="VerbatimChar"/>
-          <w:rFonts w:hint="eastAsia"/>
-        </w:rPr>
-        <w:t xml:space="preserve">为</w:t>
-      </w:r>
-      <w:r>
-        <w:rPr>
-          <w:rStyle w:val="VerbatimChar"/>
-        </w:rPr>
-        <w:t xml:space="preserve"> TRUE</w:t>
-      </w:r>
-      <w:r>
-        <w:br/>
-      </w:r>
-      <w:r>
-        <w:rPr>
-          <w:rStyle w:val="VerbatimChar"/>
-        </w:rPr>
-        <w:t xml:space="preserve">        M-&gt;&gt;CO: StpStageTwo_pf(SatImpl) </w:t>
-      </w:r>
-      <w:r>
-        <w:rPr>
-          <w:rStyle w:val="VerbatimChar"/>
-          <w:rFonts w:hint="eastAsia"/>
-        </w:rPr>
-        <w:t xml:space="preserve">core0初始化</w:t>
-      </w:r>
-      <w:r>
-        <w:br/>
-      </w:r>
-      <w:r>
-        <w:rPr>
-          <w:rStyle w:val="VerbatimChar"/>
-        </w:rPr>
-        <w:t xml:space="preserve">        M-&gt;&gt;CO: CalloutSbcInitInSafeState(SbcInfo)</w:t>
-      </w:r>
-      <w:r>
-        <w:br/>
-      </w:r>
-      <w:r>
-        <w:rPr>
-          <w:rStyle w:val="VerbatimChar"/>
-        </w:rPr>
-        <w:t xml:space="preserve">        M-&gt;&gt;CO: CalloutSafeState()</w:t>
-      </w:r>
-      <w:r>
-        <w:br/>
-      </w:r>
-      <w:r>
-        <w:rPr>
-          <w:rStyle w:val="VerbatimChar"/>
-        </w:rPr>
-        <w:t xml:space="preserve">    else </w:t>
-      </w:r>
-      <w:r>
-        <w:rPr>
-          <w:rStyle w:val="VerbatimChar"/>
-          <w:rFonts w:hint="eastAsia"/>
-        </w:rPr>
-        <w:t xml:space="preserve">正常路径</w:t>
-      </w:r>
-      <w:r>
-        <w:br/>
-      </w:r>
-      <w:r>
-        <w:rPr>
-          <w:rStyle w:val="VerbatimChar"/>
-        </w:rPr>
-        <w:t xml:space="preserve">        M-&gt;&gt;M: MstProcMcuPreRunTest()</w:t>
-      </w:r>
-      <w:r>
-        <w:br/>
-      </w:r>
-      <w:r>
-        <w:rPr>
-          <w:rStyle w:val="VerbatimChar"/>
-        </w:rPr>
-        <w:t xml:space="preserve">        M-&gt;&gt;CO: StpStageTwo_pf(SatImpl) </w:t>
-      </w:r>
-      <w:r>
-        <w:rPr>
-          <w:rStyle w:val="VerbatimChar"/>
-          <w:rFonts w:hint="eastAsia"/>
-        </w:rPr>
-        <w:t xml:space="preserve">core0初始化</w:t>
-      </w:r>
-      <w:r>
-        <w:br/>
-      </w:r>
-      <w:r>
-        <w:rPr>
-          <w:rStyle w:val="VerbatimChar"/>
-        </w:rPr>
-        <w:t xml:space="preserve">        M-&gt;&gt;M: MstPostInit()</w:t>
-      </w:r>
-      <w:r>
-        <w:br/>
-      </w:r>
-      <w:r>
-        <w:rPr>
-          <w:rStyle w:val="VerbatimChar"/>
-        </w:rPr>
-        <w:t xml:space="preserve">        M-&gt;&gt;CO: CalloutSbcInit(SbcInfo)</w:t>
-      </w:r>
-      <w:r>
-        <w:br/>
-      </w:r>
-      <w:r>
-        <w:rPr>
-          <w:rStyle w:val="VerbatimChar"/>
-        </w:rPr>
-        <w:t xml:space="preserve">    end</w:t>
-      </w:r>
-      <w:r>
-        <w:br/>
-      </w:r>
-      <w:r>
-        <w:rPr>
-          <w:rStyle w:val="VerbatimChar"/>
-        </w:rPr>
-        <w:t xml:space="preserve">    M-&gt;&gt;M: StpStage_t </w:t>
-      </w:r>
-      <w:r>
-        <w:rPr>
-          <w:rStyle w:val="VerbatimChar"/>
-          <w:rFonts w:hint="eastAsia"/>
-        </w:rPr>
-        <w:t xml:space="preserve">置为</w:t>
-      </w:r>
-      <w:r>
-        <w:rPr>
-          <w:rStyle w:val="VerbatimChar"/>
-        </w:rPr>
-        <w:t xml:space="preserve"> STAGE_THREE</w:t>
-      </w:r>
-      <w:r>
-        <w:br/>
-      </w:r>
-      <w:r>
-        <w:rPr>
-          <w:rStyle w:val="VerbatimChar"/>
-        </w:rPr>
-        <w:t xml:space="preserve">    Note over M,S: Stage Three</w:t>
-      </w:r>
-      <w:r>
-        <w:br/>
-      </w:r>
-      <w:r>
-        <w:rPr>
-          <w:rStyle w:val="VerbatimChar"/>
-        </w:rPr>
-        <w:t xml:space="preserve">    S-&gt;&gt;S: </w:t>
-      </w:r>
-      <w:r>
-        <w:rPr>
-          <w:rStyle w:val="VerbatimChar"/>
-          <w:rFonts w:hint="eastAsia"/>
-        </w:rPr>
-        <w:t xml:space="preserve">自旋等待</w:t>
-      </w:r>
-      <w:r>
-        <w:rPr>
-          <w:rStyle w:val="VerbatimChar"/>
-        </w:rPr>
-        <w:t xml:space="preserve"> STAGE_THREE</w:t>
-      </w:r>
-      <w:r>
-        <w:br/>
-      </w:r>
-      <w:r>
-        <w:rPr>
-          <w:rStyle w:val="VerbatimChar"/>
-        </w:rPr>
-        <w:t xml:space="preserve">    S-&gt;&gt;CO: StpStageTwo_pf(SatImpl) </w:t>
-      </w:r>
-      <w:r>
-        <w:rPr>
-          <w:rStyle w:val="VerbatimChar"/>
-          <w:rFonts w:hint="eastAsia"/>
-        </w:rPr>
-        <w:t xml:space="preserve">satellite初始化</w:t>
-      </w:r>
-      <w:r>
-        <w:br/>
-      </w:r>
-      <w:r>
-        <w:rPr>
-          <w:rStyle w:val="VerbatimChar"/>
-        </w:rPr>
-        <w:t xml:space="preserve">    S-&gt;&gt;CO: CalloutGetSysTimeMs()</w:t>
-      </w:r>
-      <w:r>
-        <w:br/>
-      </w:r>
-      <w:r>
-        <w:rPr>
-          <w:rStyle w:val="VerbatimChar"/>
-        </w:rPr>
-        <w:t xml:space="preserve">    alt </w:t>
-      </w:r>
-      <w:r>
-        <w:rPr>
-          <w:rStyle w:val="VerbatimChar"/>
-          <w:rFonts w:hint="eastAsia"/>
-        </w:rPr>
-        <w:t xml:space="preserve">非安全状态且初始化失败</w:t>
-      </w:r>
-      <w:r>
-        <w:br/>
-      </w:r>
-      <w:r>
-        <w:rPr>
-          <w:rStyle w:val="VerbatimChar"/>
-        </w:rPr>
-        <w:t xml:space="preserve">        S-&gt;&gt;CO: CalloutInitFailedHnd(InitRsltAllBits)</w:t>
-      </w:r>
-      <w:r>
-        <w:br/>
-      </w:r>
-      <w:r>
-        <w:rPr>
-          <w:rStyle w:val="VerbatimChar"/>
-        </w:rPr>
-        <w:t xml:space="preserve">    end</w:t>
+        <w:t xml:space="preserve">    Note right of M: </w:t>
+      </w:r>
+      <w:r>
+        <w:rPr>
+          <w:rStyle w:val="VerbatimChar"/>
+          <w:rFonts w:hint="eastAsia"/>
+        </w:rPr>
+        <w:t xml:space="preserve">解除</w:t>
+      </w:r>
+      <w:r>
+        <w:rPr>
+          <w:rStyle w:val="VerbatimChar"/>
+        </w:rPr>
+        <w:t xml:space="preserve"> satellite </w:t>
+      </w:r>
+      <w:r>
+        <w:rPr>
+          <w:rStyle w:val="VerbatimChar"/>
+          <w:rFonts w:hint="eastAsia"/>
+        </w:rPr>
+        <w:t xml:space="preserve">阶段二自旋等待</w:t>
       </w:r>
     </w:p>
     <w:bookmarkEnd w:id="127"/>
-    <w:bookmarkStart w:id="131" w:name="序列图runtime-工作项-5.3.2"/>
+    <w:bookmarkStart w:id="131" w:name="序列图initialization从核-satellite-工作项-5.3.2"/>
     <w:p>
       <w:pPr>
         <w:pStyle w:val="Heading3"/>
@@ -20901,7 +20879,16 @@
         <w:rPr>
           <w:rFonts w:hint="eastAsia"/>
         </w:rPr>
-        <w:t xml:space="preserve">序列图：Runtime</w:t>
+        <w:t xml:space="preserve">序列图：Initialization（从核</w:t>
+      </w:r>
+      <w:r>
+        <w:t xml:space="preserve"> </w:t>
+      </w:r>
+      <w:r>
+        <w:rPr>
+          <w:rFonts w:hint="eastAsia"/>
+        </w:rPr>
+        <w:t xml:space="preserve">satellite）</w:t>
       </w:r>
       <w:r>
         <w:t xml:space="preserve"> </w:t>
@@ -20921,13 +20908,13 @@
         <w:pStyle w:val="FirstParagraph"/>
       </w:pPr>
       <w:r>
-        <w:t xml:space="preserve">Gp_EcuStpShdn_Mainfunction </w:t>
-      </w:r>
-      <w:r>
-        <w:rPr>
-          <w:rFonts w:hint="eastAsia"/>
-        </w:rPr>
-        <w:t xml:space="preserve">周期运行序列：MCU</w:t>
+        <w:t xml:space="preserve">Gp_EcuStpShdn_Startup </w:t>
+      </w:r>
+      <w:r>
+        <w:rPr>
+          <w:rFonts w:hint="eastAsia"/>
+        </w:rPr>
+        <w:t xml:space="preserve">初始化序列（从核</w:t>
       </w:r>
       <w:r>
         <w:t xml:space="preserve"> </w:t>
@@ -20936,7 +20923,16 @@
         <w:rPr>
           <w:rFonts w:hint="eastAsia"/>
         </w:rPr>
-        <w:t xml:space="preserve">运行时测试与结果检查</w:t>
+        <w:t xml:space="preserve">satellite）：三阶段启动过程中从核侧的交互顺序，自旋等待与</w:t>
+      </w:r>
+      <w:r>
+        <w:t xml:space="preserve"> master </w:t>
+      </w:r>
+      <w:r>
+        <w:rPr>
+          <w:rFonts w:hint="eastAsia"/>
+        </w:rPr>
+        <w:t xml:space="preserve">屏障同步</w:t>
       </w:r>
     </w:p>
     <w:p>
@@ -20947,7 +20943,7 @@
       <w:r>
         <w:drawing>
           <wp:inline>
-            <wp:extent cx="6692900" cy="6009424"/>
+            <wp:extent cx="6692900" cy="8927982"/>
             <wp:effectExtent b="0" l="0" r="0" t="0"/>
             <wp:docPr descr="" title="" id="129" name="Picture"/>
             <a:graphic>
@@ -20968,7 +20964,7 @@
                   <pic:spPr bwMode="auto">
                     <a:xfrm>
                       <a:off x="0" y="0"/>
-                      <a:ext cx="6692900" cy="6009424"/>
+                      <a:ext cx="6692900" cy="8927982"/>
                     </a:xfrm>
                     <a:prstGeom prst="rect">
                       <a:avLst/>
@@ -21024,7 +21020,7 @@
         <w:rPr>
           <w:rStyle w:val="VerbatimChar"/>
         </w:rPr>
-        <w:t xml:space="preserve">    actor OS</w:t>
+        <w:t xml:space="preserve">    actor EcuM</w:t>
       </w:r>
       <w:r>
         <w:br/>
@@ -21033,7 +21029,7 @@
         <w:rPr>
           <w:rStyle w:val="VerbatimChar"/>
         </w:rPr>
-        <w:t xml:space="preserve">    participant MF as Gp_EcuStpShdn_Mainfunction</w:t>
+        <w:t xml:space="preserve">    participant S as Gp_EcuStpShdn_Startup(satellite)</w:t>
       </w:r>
       <w:r>
         <w:br/>
@@ -21060,14 +21056,7 @@
         <w:rPr>
           <w:rStyle w:val="VerbatimChar"/>
         </w:rPr>
-        <w:t xml:space="preserve">    OS-&gt;&gt;MF: Mainfunction() </w:t>
-      </w:r>
-      <w:r>
-        <w:rPr>
-          <w:rStyle w:val="VerbatimChar"/>
-          <w:rFonts w:hint="eastAsia"/>
-        </w:rPr>
-        <w:t xml:space="preserve">周期调度</w:t>
+        <w:t xml:space="preserve">    EcuM-&gt;&gt;S: Startup()</w:t>
       </w:r>
       <w:r>
         <w:br/>
@@ -21076,7 +21065,7 @@
         <w:rPr>
           <w:rStyle w:val="VerbatimChar"/>
         </w:rPr>
-        <w:t xml:space="preserve">    MF-&gt;&gt;CO: CalloutGetCoreId()</w:t>
+        <w:t xml:space="preserve">    S-&gt;&gt;CO: CalloutGetCoreId()</w:t>
       </w:r>
       <w:r>
         <w:br/>
@@ -21085,14 +21074,14 @@
         <w:rPr>
           <w:rStyle w:val="VerbatimChar"/>
         </w:rPr>
-        <w:t xml:space="preserve">    alt core0 </w:t>
-      </w:r>
-      <w:r>
-        <w:rPr>
-          <w:rStyle w:val="VerbatimChar"/>
-          <w:rFonts w:hint="eastAsia"/>
-        </w:rPr>
-        <w:t xml:space="preserve">且首次执行</w:t>
+        <w:t xml:space="preserve">    Note over S: Stage One </w:t>
+      </w:r>
+      <w:r>
+        <w:rPr>
+          <w:rStyle w:val="VerbatimChar"/>
+          <w:rFonts w:hint="eastAsia"/>
+        </w:rPr>
+        <w:t xml:space="preserve">从核</w:t>
       </w:r>
       <w:r>
         <w:br/>
@@ -21101,7 +21090,33 @@
         <w:rPr>
           <w:rStyle w:val="VerbatimChar"/>
         </w:rPr>
-        <w:t xml:space="preserve">        MF-&gt;&gt;MF: GetLastSatTimeStamp()</w:t>
+        <w:t xml:space="preserve">    S-&gt;&gt;S: InitCheckRslt </w:t>
+      </w:r>
+      <w:r>
+        <w:rPr>
+          <w:rStyle w:val="VerbatimChar"/>
+          <w:rFonts w:hint="eastAsia"/>
+        </w:rPr>
+        <w:t xml:space="preserve">与</w:t>
+      </w:r>
+      <w:r>
+        <w:rPr>
+          <w:rStyle w:val="VerbatimChar"/>
+        </w:rPr>
+        <w:t xml:space="preserve"> SatImpl </w:t>
+      </w:r>
+      <w:r>
+        <w:rPr>
+          <w:rStyle w:val="VerbatimChar"/>
+          <w:rFonts w:hint="eastAsia"/>
+        </w:rPr>
+        <w:t xml:space="preserve">时间戳清</w:t>
+      </w:r>
+      <w:r>
+        <w:rPr>
+          <w:rStyle w:val="VerbatimChar"/>
+        </w:rPr>
+        <w:t xml:space="preserve"> 0</w:t>
       </w:r>
       <w:r>
         <w:br/>
@@ -21110,27 +21125,20 @@
         <w:rPr>
           <w:rStyle w:val="VerbatimChar"/>
         </w:rPr>
-        <w:t xml:space="preserve">        Note right of MF: </w:t>
-      </w:r>
-      <w:r>
-        <w:rPr>
-          <w:rStyle w:val="VerbatimChar"/>
-          <w:rFonts w:hint="eastAsia"/>
-        </w:rPr>
-        <w:t xml:space="preserve">记录最后</w:t>
-      </w:r>
-      <w:r>
-        <w:rPr>
-          <w:rStyle w:val="VerbatimChar"/>
-        </w:rPr>
-        <w:t xml:space="preserve"> satellite </w:t>
-      </w:r>
-      <w:r>
-        <w:rPr>
-          <w:rStyle w:val="VerbatimChar"/>
-          <w:rFonts w:hint="eastAsia"/>
-        </w:rPr>
-        <w:t xml:space="preserve">初始化时间戳</w:t>
+        <w:t xml:space="preserve">    S-&gt;&gt;S: </w:t>
+      </w:r>
+      <w:r>
+        <w:rPr>
+          <w:rStyle w:val="VerbatimChar"/>
+          <w:rFonts w:hint="eastAsia"/>
+        </w:rPr>
+        <w:t xml:space="preserve">自旋等待</w:t>
+      </w:r>
+      <w:r>
+        <w:rPr>
+          <w:rStyle w:val="VerbatimChar"/>
+        </w:rPr>
+        <w:t xml:space="preserve"> STAGE_TWO</w:t>
       </w:r>
       <w:r>
         <w:br/>
@@ -21139,7 +21147,27 @@
         <w:rPr>
           <w:rStyle w:val="VerbatimChar"/>
         </w:rPr>
-        <w:t xml:space="preserve">    end</w:t>
+        <w:t xml:space="preserve">    Note right of S: </w:t>
+      </w:r>
+      <w:r>
+        <w:rPr>
+          <w:rStyle w:val="VerbatimChar"/>
+          <w:rFonts w:hint="eastAsia"/>
+        </w:rPr>
+        <w:t xml:space="preserve">等待</w:t>
+      </w:r>
+      <w:r>
+        <w:rPr>
+          <w:rStyle w:val="VerbatimChar"/>
+        </w:rPr>
+        <w:t xml:space="preserve"> master </w:t>
+      </w:r>
+      <w:r>
+        <w:rPr>
+          <w:rStyle w:val="VerbatimChar"/>
+          <w:rFonts w:hint="eastAsia"/>
+        </w:rPr>
+        <w:t xml:space="preserve">完成阶段一并置位</w:t>
       </w:r>
       <w:r>
         <w:br/>
@@ -21148,7 +21176,23 @@
         <w:rPr>
           <w:rStyle w:val="VerbatimChar"/>
         </w:rPr>
-        <w:t xml:space="preserve">    alt TryPwrShdn </w:t>
+        <w:t xml:space="preserve">    Note over S: Stage Two </w:t>
+      </w:r>
+      <w:r>
+        <w:rPr>
+          <w:rStyle w:val="VerbatimChar"/>
+          <w:rFonts w:hint="eastAsia"/>
+        </w:rPr>
+        <w:t xml:space="preserve">从核</w:t>
+      </w:r>
+      <w:r>
+        <w:br/>
+      </w:r>
+      <w:r>
+        <w:rPr>
+          <w:rStyle w:val="VerbatimChar"/>
+        </w:rPr>
+        <w:t xml:space="preserve">    S-&gt;&gt;TA: PreRunInit() </w:t>
       </w:r>
       <w:r>
         <w:rPr>
@@ -21161,20 +21205,7 @@
         <w:rPr>
           <w:rStyle w:val="VerbatimChar"/>
         </w:rPr>
-        <w:t xml:space="preserve"> SafeState </w:t>
-      </w:r>
-      <w:r>
-        <w:rPr>
-          <w:rStyle w:val="VerbatimChar"/>
-          <w:rFonts w:hint="eastAsia"/>
-        </w:rPr>
-        <w:t xml:space="preserve">均为</w:t>
-      </w:r>
-      <w:r>
-        <w:rPr>
-          <w:rStyle w:val="VerbatimChar"/>
-        </w:rPr>
-        <w:t xml:space="preserve"> FALSE</w:t>
+        <w:t xml:space="preserve"> PreRunPhase()</w:t>
       </w:r>
       <w:r>
         <w:br/>
@@ -21183,7 +21214,27 @@
         <w:rPr>
           <w:rStyle w:val="VerbatimChar"/>
         </w:rPr>
-        <w:t xml:space="preserve">        MF-&gt;&gt;TA: RunTimePhase()</w:t>
+        <w:t xml:space="preserve">    Note right of S: </w:t>
+      </w:r>
+      <w:r>
+        <w:rPr>
+          <w:rStyle w:val="VerbatimChar"/>
+          <w:rFonts w:hint="eastAsia"/>
+        </w:rPr>
+        <w:t xml:space="preserve">仅</w:t>
+      </w:r>
+      <w:r>
+        <w:rPr>
+          <w:rStyle w:val="VerbatimChar"/>
+        </w:rPr>
+        <w:t xml:space="preserve"> SAFETY_ENABLE </w:t>
+      </w:r>
+      <w:r>
+        <w:rPr>
+          <w:rStyle w:val="VerbatimChar"/>
+          <w:rFonts w:hint="eastAsia"/>
+        </w:rPr>
+        <w:t xml:space="preserve">时参与编译</w:t>
       </w:r>
       <w:r>
         <w:br/>
@@ -21192,7 +21243,7 @@
         <w:rPr>
           <w:rStyle w:val="VerbatimChar"/>
         </w:rPr>
-        <w:t xml:space="preserve">        alt core0</w:t>
+        <w:t xml:space="preserve">    S-&gt;&gt;CO: CalloutGetSysTimeMs()</w:t>
       </w:r>
       <w:r>
         <w:br/>
@@ -21201,7 +21252,27 @@
         <w:rPr>
           <w:rStyle w:val="VerbatimChar"/>
         </w:rPr>
-        <w:t xml:space="preserve">            MF-&gt;&gt;CO: CalloutChkMcuRunTimeTest()</w:t>
+        <w:t xml:space="preserve">    S-&gt;&gt;S: </w:t>
+      </w:r>
+      <w:r>
+        <w:rPr>
+          <w:rStyle w:val="VerbatimChar"/>
+          <w:rFonts w:hint="eastAsia"/>
+        </w:rPr>
+        <w:t xml:space="preserve">记录</w:t>
+      </w:r>
+      <w:r>
+        <w:rPr>
+          <w:rStyle w:val="VerbatimChar"/>
+        </w:rPr>
+        <w:t xml:space="preserve"> PRERUN </w:t>
+      </w:r>
+      <w:r>
+        <w:rPr>
+          <w:rStyle w:val="VerbatimChar"/>
+          <w:rFonts w:hint="eastAsia"/>
+        </w:rPr>
+        <w:t xml:space="preserve">完成时间戳</w:t>
       </w:r>
       <w:r>
         <w:br/>
@@ -21210,14 +21281,20 @@
         <w:rPr>
           <w:rStyle w:val="VerbatimChar"/>
         </w:rPr>
-        <w:t xml:space="preserve">            alt </w:t>
-      </w:r>
-      <w:r>
-        <w:rPr>
-          <w:rStyle w:val="VerbatimChar"/>
-          <w:rFonts w:hint="eastAsia"/>
-        </w:rPr>
-        <w:t xml:space="preserve">测试失败</w:t>
+        <w:t xml:space="preserve">    S-&gt;&gt;S: </w:t>
+      </w:r>
+      <w:r>
+        <w:rPr>
+          <w:rStyle w:val="VerbatimChar"/>
+          <w:rFonts w:hint="eastAsia"/>
+        </w:rPr>
+        <w:t xml:space="preserve">自旋等待</w:t>
+      </w:r>
+      <w:r>
+        <w:rPr>
+          <w:rStyle w:val="VerbatimChar"/>
+        </w:rPr>
+        <w:t xml:space="preserve"> STAGE_THREE</w:t>
       </w:r>
       <w:r>
         <w:br/>
@@ -21226,7 +21303,27 @@
         <w:rPr>
           <w:rStyle w:val="VerbatimChar"/>
         </w:rPr>
-        <w:t xml:space="preserve">                MF-&gt;&gt;CO: CalloutMcuRunTimeTestFailedHnd()</w:t>
+        <w:t xml:space="preserve">    Note right of S: </w:t>
+      </w:r>
+      <w:r>
+        <w:rPr>
+          <w:rStyle w:val="VerbatimChar"/>
+          <w:rFonts w:hint="eastAsia"/>
+        </w:rPr>
+        <w:t xml:space="preserve">等待</w:t>
+      </w:r>
+      <w:r>
+        <w:rPr>
+          <w:rStyle w:val="VerbatimChar"/>
+        </w:rPr>
+        <w:t xml:space="preserve"> master </w:t>
+      </w:r>
+      <w:r>
+        <w:rPr>
+          <w:rStyle w:val="VerbatimChar"/>
+          <w:rFonts w:hint="eastAsia"/>
+        </w:rPr>
+        <w:t xml:space="preserve">完成阶段二并置位</w:t>
       </w:r>
       <w:r>
         <w:br/>
@@ -21235,7 +21332,14 @@
         <w:rPr>
           <w:rStyle w:val="VerbatimChar"/>
         </w:rPr>
-        <w:t xml:space="preserve">            end</w:t>
+        <w:t xml:space="preserve">    Note over S: Stage Three </w:t>
+      </w:r>
+      <w:r>
+        <w:rPr>
+          <w:rStyle w:val="VerbatimChar"/>
+          <w:rFonts w:hint="eastAsia"/>
+        </w:rPr>
+        <w:t xml:space="preserve">从核</w:t>
       </w:r>
       <w:r>
         <w:br/>
@@ -21244,7 +21348,14 @@
         <w:rPr>
           <w:rStyle w:val="VerbatimChar"/>
         </w:rPr>
-        <w:t xml:space="preserve">        end</w:t>
+        <w:t xml:space="preserve">    S-&gt;&gt;CO: StpStageTwo_pf(SatImpl) </w:t>
+      </w:r>
+      <w:r>
+        <w:rPr>
+          <w:rStyle w:val="VerbatimChar"/>
+          <w:rFonts w:hint="eastAsia"/>
+        </w:rPr>
+        <w:t xml:space="preserve">satellite初始化</w:t>
       </w:r>
       <w:r>
         <w:br/>
@@ -21253,14 +21364,7 @@
         <w:rPr>
           <w:rStyle w:val="VerbatimChar"/>
         </w:rPr>
-        <w:t xml:space="preserve">    else </w:t>
-      </w:r>
-      <w:r>
-        <w:rPr>
-          <w:rStyle w:val="VerbatimChar"/>
-          <w:rFonts w:hint="eastAsia"/>
-        </w:rPr>
-        <w:t xml:space="preserve">安全状态或尝试下电</w:t>
+        <w:t xml:space="preserve">    S-&gt;&gt;CO: CalloutGetSysTimeMs()</w:t>
       </w:r>
       <w:r>
         <w:br/>
@@ -21269,27 +21373,61 @@
         <w:rPr>
           <w:rStyle w:val="VerbatimChar"/>
         </w:rPr>
-        <w:t xml:space="preserve">        Note right of MF: </w:t>
-      </w:r>
-      <w:r>
-        <w:rPr>
-          <w:rStyle w:val="VerbatimChar"/>
-          <w:rFonts w:hint="eastAsia"/>
-        </w:rPr>
-        <w:t xml:space="preserve">跳过</w:t>
-      </w:r>
-      <w:r>
-        <w:rPr>
-          <w:rStyle w:val="VerbatimChar"/>
-        </w:rPr>
-        <w:t xml:space="preserve"> MCU </w:t>
-      </w:r>
-      <w:r>
-        <w:rPr>
-          <w:rStyle w:val="VerbatimChar"/>
-          <w:rFonts w:hint="eastAsia"/>
-        </w:rPr>
-        <w:t xml:space="preserve">运行时测试</w:t>
+        <w:t xml:space="preserve">    S-&gt;&gt;S: </w:t>
+      </w:r>
+      <w:r>
+        <w:rPr>
+          <w:rStyle w:val="VerbatimChar"/>
+          <w:rFonts w:hint="eastAsia"/>
+        </w:rPr>
+        <w:t xml:space="preserve">记录初始化完成时间戳</w:t>
+      </w:r>
+      <w:r>
+        <w:br/>
+      </w:r>
+      <w:r>
+        <w:rPr>
+          <w:rStyle w:val="VerbatimChar"/>
+        </w:rPr>
+        <w:t xml:space="preserve">    alt SafeState_b </w:t>
+      </w:r>
+      <w:r>
+        <w:rPr>
+          <w:rStyle w:val="VerbatimChar"/>
+          <w:rFonts w:hint="eastAsia"/>
+        </w:rPr>
+        <w:t xml:space="preserve">为</w:t>
+      </w:r>
+      <w:r>
+        <w:rPr>
+          <w:rStyle w:val="VerbatimChar"/>
+        </w:rPr>
+        <w:t xml:space="preserve"> FALSE </w:t>
+      </w:r>
+      <w:r>
+        <w:rPr>
+          <w:rStyle w:val="VerbatimChar"/>
+          <w:rFonts w:hint="eastAsia"/>
+        </w:rPr>
+        <w:t xml:space="preserve">且初始化失败</w:t>
+      </w:r>
+      <w:r>
+        <w:br/>
+      </w:r>
+      <w:r>
+        <w:rPr>
+          <w:rStyle w:val="VerbatimChar"/>
+        </w:rPr>
+        <w:t xml:space="preserve">        S-&gt;&gt;S: CheckInitRslt()</w:t>
+      </w:r>
+      <w:r>
+        <w:br/>
+      </w:r>
+      <w:r>
+        <w:rPr>
+          <w:rStyle w:val="VerbatimChar"/>
+        </w:rPr>
+        <w:t xml:space="preserve">        S-&gt;&gt;CO: CalloutInitFailedHnd(InitRsltAllBits)</w:t>
       </w:r>
       <w:r>
         <w:br/>
@@ -21302,35 +21440,40 @@
       </w:r>
     </w:p>
     <w:bookmarkEnd w:id="131"/>
-    <w:bookmarkEnd w:id="132"/>
-    <w:bookmarkStart w:id="164" w:name="s6"/>
-    <w:p>
-      <w:pPr>
-        <w:pStyle w:val="Heading2"/>
-      </w:pPr>
-      <w:r>
-        <w:t xml:space="preserve">6 </w:t>
-      </w:r>
-      <w:r>
-        <w:rPr>
-          <w:rFonts w:hint="eastAsia"/>
-        </w:rPr>
-        <w:t xml:space="preserve">配置说明</w:t>
-      </w:r>
-    </w:p>
-    <w:bookmarkStart w:id="134" w:name="通用配置说明"/>
+    <w:bookmarkStart w:id="135" w:name="序列图runtime主核-core0-工作项-5.3.2"/>
     <w:p>
       <w:pPr>
         <w:pStyle w:val="Heading3"/>
       </w:pPr>
       <w:r>
-        <w:t xml:space="preserve">6.1 </w:t>
-      </w:r>
-      <w:r>
-        <w:rPr>
-          <w:rFonts w:hint="eastAsia"/>
-        </w:rPr>
-        <w:t xml:space="preserve">通用配置说明</w:t>
+        <w:t xml:space="preserve">5.3.2 </w:t>
+      </w:r>
+      <w:r>
+        <w:rPr>
+          <w:rFonts w:hint="eastAsia"/>
+        </w:rPr>
+        <w:t xml:space="preserve">序列图：Runtime（主核</w:t>
+      </w:r>
+      <w:r>
+        <w:t xml:space="preserve"> </w:t>
+      </w:r>
+      <w:r>
+        <w:rPr>
+          <w:rFonts w:hint="eastAsia"/>
+        </w:rPr>
+        <w:t xml:space="preserve">Core0）</w:t>
+      </w:r>
+      <w:r>
+        <w:t xml:space="preserve"> </w:t>
+      </w:r>
+      <w:r>
+        <w:rPr>
+          <w:rFonts w:hint="eastAsia"/>
+        </w:rPr>
+        <w:t xml:space="preserve">工作项</w:t>
+      </w:r>
+      <w:r>
+        <w:t xml:space="preserve"> · 5.3.2</w:t>
       </w:r>
     </w:p>
     <w:p>
@@ -21338,13 +21481,750 @@
         <w:pStyle w:val="FirstParagraph"/>
       </w:pPr>
       <w:r>
+        <w:t xml:space="preserve">Gp_EcuStpShdn_Mainfunction </w:t>
+      </w:r>
+      <w:r>
+        <w:rPr>
+          <w:rFonts w:hint="eastAsia"/>
+        </w:rPr>
+        <w:t xml:space="preserve">周期运行序列（主核</w:t>
+      </w:r>
+      <w:r>
+        <w:t xml:space="preserve"> </w:t>
+      </w:r>
+      <w:r>
+        <w:rPr>
+          <w:rFonts w:hint="eastAsia"/>
+        </w:rPr>
+        <w:t xml:space="preserve">Core0）：含最后</w:t>
+      </w:r>
+      <w:r>
+        <w:t xml:space="preserve"> satellite </w:t>
+      </w:r>
+      <w:r>
+        <w:rPr>
+          <w:rFonts w:hint="eastAsia"/>
+        </w:rPr>
+        <w:t xml:space="preserve">初始化时间戳记录与</w:t>
+      </w:r>
+      <w:r>
+        <w:t xml:space="preserve"> MCU </w:t>
+      </w:r>
+      <w:r>
+        <w:rPr>
+          <w:rFonts w:hint="eastAsia"/>
+        </w:rPr>
+        <w:t xml:space="preserve">运行时测试结果检查</w:t>
+      </w:r>
+    </w:p>
+    <w:p>
+      <w:pPr>
+        <w:pStyle w:val="BodyText"/>
+        <w:jc w:val="center"/>
+      </w:pPr>
+      <w:r>
+        <w:drawing>
+          <wp:inline>
+            <wp:extent cx="6692900" cy="5486292"/>
+            <wp:effectExtent b="0" l="0" r="0" t="0"/>
+            <wp:docPr descr="" title="" id="133" name="Picture"/>
+            <a:graphic>
+              <a:graphicData uri="http://schemas.openxmlformats.org/drawingml/2006/picture">
+                <pic:pic>
+                  <pic:nvPicPr>
+                    <pic:cNvPr descr="figs/fig_23.png" id="134" name="Picture"/>
+                    <pic:cNvPicPr>
+                      <a:picLocks noChangeArrowheads="1" noChangeAspect="1"/>
+                    </pic:cNvPicPr>
+                  </pic:nvPicPr>
+                  <pic:blipFill>
+                    <a:blip r:embed="rId132"/>
+                    <a:stretch>
+                      <a:fillRect/>
+                    </a:stretch>
+                  </pic:blipFill>
+                  <pic:spPr bwMode="auto">
+                    <a:xfrm>
+                      <a:off x="0" y="0"/>
+                      <a:ext cx="6692900" cy="5486292"/>
+                    </a:xfrm>
+                    <a:prstGeom prst="rect">
+                      <a:avLst/>
+                    </a:prstGeom>
+                    <a:noFill/>
+                    <a:ln w="9525">
+                      <a:noFill/>
+                      <a:headEnd/>
+                      <a:tailEnd/>
+                    </a:ln>
+                  </pic:spPr>
+                </pic:pic>
+              </a:graphicData>
+            </a:graphic>
+          </wp:inline>
+        </w:drawing>
+      </w:r>
+    </w:p>
+    <w:p>
+      <w:pPr>
+        <w:pStyle w:val="BodyText"/>
+      </w:pPr>
+      <w:r>
+        <w:rPr>
+          <w:rFonts w:hint="eastAsia"/>
+        </w:rPr>
+        <w:t xml:space="preserve">查看图源码（Mermaid，可</w:t>
+      </w:r>
+      <w:r>
+        <w:t xml:space="preserve"> </w:t>
+      </w:r>
+      <w:r>
+        <w:rPr>
+          <w:rFonts w:hint="eastAsia"/>
+        </w:rPr>
+        <w:t xml:space="preserve">diff）</w:t>
+      </w:r>
+    </w:p>
+    <w:p>
+      <w:pPr>
+        <w:pStyle w:val="SourceCode"/>
+      </w:pPr>
+      <w:r>
+        <w:rPr>
+          <w:rStyle w:val="VerbatimChar"/>
+        </w:rPr>
+        <w:t xml:space="preserve">sequenceDiagram</w:t>
+      </w:r>
+      <w:r>
+        <w:br/>
+      </w:r>
+      <w:r>
+        <w:rPr>
+          <w:rStyle w:val="VerbatimChar"/>
+        </w:rPr>
+        <w:t xml:space="preserve">    actor OS</w:t>
+      </w:r>
+      <w:r>
+        <w:br/>
+      </w:r>
+      <w:r>
+        <w:rPr>
+          <w:rStyle w:val="VerbatimChar"/>
+        </w:rPr>
+        <w:t xml:space="preserve">    participant MF as Gp_EcuStpShdn_Mainfunction(Core0)</w:t>
+      </w:r>
+      <w:r>
+        <w:br/>
+      </w:r>
+      <w:r>
+        <w:rPr>
+          <w:rStyle w:val="VerbatimChar"/>
+        </w:rPr>
+        <w:t xml:space="preserve">    participant CO as Callout</w:t>
+      </w:r>
+      <w:r>
+        <w:br/>
+      </w:r>
+      <w:r>
+        <w:rPr>
+          <w:rStyle w:val="VerbatimChar"/>
+        </w:rPr>
+        <w:t xml:space="preserve">    participant TA as Gp_TstApp</w:t>
+      </w:r>
+      <w:r>
+        <w:br/>
+      </w:r>
+      <w:r>
+        <w:rPr>
+          <w:rStyle w:val="VerbatimChar"/>
+        </w:rPr>
+        <w:t xml:space="preserve">    OS-&gt;&gt;MF: Mainfunction() </w:t>
+      </w:r>
+      <w:r>
+        <w:rPr>
+          <w:rStyle w:val="VerbatimChar"/>
+          <w:rFonts w:hint="eastAsia"/>
+        </w:rPr>
+        <w:t xml:space="preserve">周期调度</w:t>
+      </w:r>
+      <w:r>
+        <w:br/>
+      </w:r>
+      <w:r>
+        <w:rPr>
+          <w:rStyle w:val="VerbatimChar"/>
+        </w:rPr>
+        <w:t xml:space="preserve">    MF-&gt;&gt;CO: CalloutGetCoreId()</w:t>
+      </w:r>
+      <w:r>
+        <w:br/>
+      </w:r>
+      <w:r>
+        <w:rPr>
+          <w:rStyle w:val="VerbatimChar"/>
+        </w:rPr>
+        <w:t xml:space="preserve">    alt LAST_SAT_INIT </w:t>
+      </w:r>
+      <w:r>
+        <w:rPr>
+          <w:rStyle w:val="VerbatimChar"/>
+          <w:rFonts w:hint="eastAsia"/>
+        </w:rPr>
+        <w:t xml:space="preserve">时间戳为</w:t>
+      </w:r>
+      <w:r>
+        <w:rPr>
+          <w:rStyle w:val="VerbatimChar"/>
+        </w:rPr>
+        <w:t xml:space="preserve"> </w:t>
+      </w:r>
+      <w:r>
+        <w:rPr>
+          <w:rStyle w:val="VerbatimChar"/>
+          <w:rFonts w:hint="eastAsia"/>
+        </w:rPr>
+        <w:t xml:space="preserve">0（仅取一次）</w:t>
+      </w:r>
+      <w:r>
+        <w:br/>
+      </w:r>
+      <w:r>
+        <w:rPr>
+          <w:rStyle w:val="VerbatimChar"/>
+        </w:rPr>
+        <w:t xml:space="preserve">        MF-&gt;&gt;MF: GetLastSatTimeStamp()</w:t>
+      </w:r>
+      <w:r>
+        <w:br/>
+      </w:r>
+      <w:r>
+        <w:rPr>
+          <w:rStyle w:val="VerbatimChar"/>
+        </w:rPr>
+        <w:t xml:space="preserve">        Note right of MF: </w:t>
+      </w:r>
+      <w:r>
+        <w:rPr>
+          <w:rStyle w:val="VerbatimChar"/>
+          <w:rFonts w:hint="eastAsia"/>
+        </w:rPr>
+        <w:t xml:space="preserve">记录最后</w:t>
+      </w:r>
+      <w:r>
+        <w:rPr>
+          <w:rStyle w:val="VerbatimChar"/>
+        </w:rPr>
+        <w:t xml:space="preserve"> satellite </w:t>
+      </w:r>
+      <w:r>
+        <w:rPr>
+          <w:rStyle w:val="VerbatimChar"/>
+          <w:rFonts w:hint="eastAsia"/>
+        </w:rPr>
+        <w:t xml:space="preserve">初始化时间戳</w:t>
+      </w:r>
+      <w:r>
+        <w:br/>
+      </w:r>
+      <w:r>
+        <w:rPr>
+          <w:rStyle w:val="VerbatimChar"/>
+        </w:rPr>
+        <w:t xml:space="preserve">    end</w:t>
+      </w:r>
+      <w:r>
+        <w:br/>
+      </w:r>
+      <w:r>
+        <w:rPr>
+          <w:rStyle w:val="VerbatimChar"/>
+        </w:rPr>
+        <w:t xml:space="preserve">    alt TryPwrShdn </w:t>
+      </w:r>
+      <w:r>
+        <w:rPr>
+          <w:rStyle w:val="VerbatimChar"/>
+          <w:rFonts w:hint="eastAsia"/>
+        </w:rPr>
+        <w:t xml:space="preserve">与</w:t>
+      </w:r>
+      <w:r>
+        <w:rPr>
+          <w:rStyle w:val="VerbatimChar"/>
+        </w:rPr>
+        <w:t xml:space="preserve"> SafeState </w:t>
+      </w:r>
+      <w:r>
+        <w:rPr>
+          <w:rStyle w:val="VerbatimChar"/>
+          <w:rFonts w:hint="eastAsia"/>
+        </w:rPr>
+        <w:t xml:space="preserve">均为</w:t>
+      </w:r>
+      <w:r>
+        <w:rPr>
+          <w:rStyle w:val="VerbatimChar"/>
+        </w:rPr>
+        <w:t xml:space="preserve"> FALSE</w:t>
+      </w:r>
+      <w:r>
+        <w:br/>
+      </w:r>
+      <w:r>
+        <w:rPr>
+          <w:rStyle w:val="VerbatimChar"/>
+        </w:rPr>
+        <w:t xml:space="preserve">        MF-&gt;&gt;TA: RunTimePhase()</w:t>
+      </w:r>
+      <w:r>
+        <w:br/>
+      </w:r>
+      <w:r>
+        <w:rPr>
+          <w:rStyle w:val="VerbatimChar"/>
+        </w:rPr>
+        <w:t xml:space="preserve">        MF-&gt;&gt;CO: CalloutChkMcuRunTimeTest()</w:t>
+      </w:r>
+      <w:r>
+        <w:br/>
+      </w:r>
+      <w:r>
+        <w:rPr>
+          <w:rStyle w:val="VerbatimChar"/>
+        </w:rPr>
+        <w:t xml:space="preserve">        alt </w:t>
+      </w:r>
+      <w:r>
+        <w:rPr>
+          <w:rStyle w:val="VerbatimChar"/>
+          <w:rFonts w:hint="eastAsia"/>
+        </w:rPr>
+        <w:t xml:space="preserve">运行时测试失败</w:t>
+      </w:r>
+      <w:r>
+        <w:br/>
+      </w:r>
+      <w:r>
+        <w:rPr>
+          <w:rStyle w:val="VerbatimChar"/>
+        </w:rPr>
+        <w:t xml:space="preserve">            MF-&gt;&gt;CO: CalloutMcuRunTimeTestFailedHnd()</w:t>
+      </w:r>
+      <w:r>
+        <w:br/>
+      </w:r>
+      <w:r>
+        <w:rPr>
+          <w:rStyle w:val="VerbatimChar"/>
+        </w:rPr>
+        <w:t xml:space="preserve">        end</w:t>
+      </w:r>
+      <w:r>
+        <w:br/>
+      </w:r>
+      <w:r>
+        <w:rPr>
+          <w:rStyle w:val="VerbatimChar"/>
+        </w:rPr>
+        <w:t xml:space="preserve">    else </w:t>
+      </w:r>
+      <w:r>
+        <w:rPr>
+          <w:rStyle w:val="VerbatimChar"/>
+          <w:rFonts w:hint="eastAsia"/>
+        </w:rPr>
+        <w:t xml:space="preserve">安全状态或尝试下电</w:t>
+      </w:r>
+      <w:r>
+        <w:br/>
+      </w:r>
+      <w:r>
+        <w:rPr>
+          <w:rStyle w:val="VerbatimChar"/>
+        </w:rPr>
+        <w:t xml:space="preserve">        Note right of MF: </w:t>
+      </w:r>
+      <w:r>
+        <w:rPr>
+          <w:rStyle w:val="VerbatimChar"/>
+          <w:rFonts w:hint="eastAsia"/>
+        </w:rPr>
+        <w:t xml:space="preserve">跳过</w:t>
+      </w:r>
+      <w:r>
+        <w:rPr>
+          <w:rStyle w:val="VerbatimChar"/>
+        </w:rPr>
+        <w:t xml:space="preserve"> MCU </w:t>
+      </w:r>
+      <w:r>
+        <w:rPr>
+          <w:rStyle w:val="VerbatimChar"/>
+          <w:rFonts w:hint="eastAsia"/>
+        </w:rPr>
+        <w:t xml:space="preserve">运行时测试</w:t>
+      </w:r>
+      <w:r>
+        <w:br/>
+      </w:r>
+      <w:r>
+        <w:rPr>
+          <w:rStyle w:val="VerbatimChar"/>
+        </w:rPr>
+        <w:t xml:space="preserve">    end</w:t>
+      </w:r>
+    </w:p>
+    <w:bookmarkEnd w:id="135"/>
+    <w:bookmarkStart w:id="139" w:name="序列图runtime从核-satellite-工作项-5.3.2"/>
+    <w:p>
+      <w:pPr>
+        <w:pStyle w:val="Heading3"/>
+      </w:pPr>
+      <w:r>
+        <w:t xml:space="preserve">5.3.2 </w:t>
+      </w:r>
+      <w:r>
+        <w:rPr>
+          <w:rFonts w:hint="eastAsia"/>
+        </w:rPr>
+        <w:t xml:space="preserve">序列图：Runtime（从核</w:t>
+      </w:r>
+      <w:r>
+        <w:t xml:space="preserve"> </w:t>
+      </w:r>
+      <w:r>
+        <w:rPr>
+          <w:rFonts w:hint="eastAsia"/>
+        </w:rPr>
+        <w:t xml:space="preserve">satellite）</w:t>
+      </w:r>
+      <w:r>
+        <w:t xml:space="preserve"> </w:t>
+      </w:r>
+      <w:r>
+        <w:rPr>
+          <w:rFonts w:hint="eastAsia"/>
+        </w:rPr>
+        <w:t xml:space="preserve">工作项</w:t>
+      </w:r>
+      <w:r>
+        <w:t xml:space="preserve"> · 5.3.2</w:t>
+      </w:r>
+    </w:p>
+    <w:p>
+      <w:pPr>
+        <w:pStyle w:val="FirstParagraph"/>
+      </w:pPr>
+      <w:r>
+        <w:t xml:space="preserve">Gp_EcuStpShdn_Mainfunction </w:t>
+      </w:r>
+      <w:r>
+        <w:rPr>
+          <w:rFonts w:hint="eastAsia"/>
+        </w:rPr>
+        <w:t xml:space="preserve">周期运行序列（从核</w:t>
+      </w:r>
+      <w:r>
+        <w:t xml:space="preserve"> </w:t>
+      </w:r>
+      <w:r>
+        <w:rPr>
+          <w:rFonts w:hint="eastAsia"/>
+        </w:rPr>
+        <w:t xml:space="preserve">satellite）：仅执行</w:t>
+      </w:r>
+      <w:r>
+        <w:t xml:space="preserve"> MCU </w:t>
+      </w:r>
+      <w:r>
+        <w:rPr>
+          <w:rFonts w:hint="eastAsia"/>
+        </w:rPr>
+        <w:t xml:space="preserve">运行时测试</w:t>
+      </w:r>
+    </w:p>
+    <w:p>
+      <w:pPr>
+        <w:pStyle w:val="BodyText"/>
+        <w:jc w:val="center"/>
+      </w:pPr>
+      <w:r>
+        <w:drawing>
+          <wp:inline>
+            <wp:extent cx="6692900" cy="3300428"/>
+            <wp:effectExtent b="0" l="0" r="0" t="0"/>
+            <wp:docPr descr="" title="" id="137" name="Picture"/>
+            <a:graphic>
+              <a:graphicData uri="http://schemas.openxmlformats.org/drawingml/2006/picture">
+                <pic:pic>
+                  <pic:nvPicPr>
+                    <pic:cNvPr descr="figs/fig_24.png" id="138" name="Picture"/>
+                    <pic:cNvPicPr>
+                      <a:picLocks noChangeArrowheads="1" noChangeAspect="1"/>
+                    </pic:cNvPicPr>
+                  </pic:nvPicPr>
+                  <pic:blipFill>
+                    <a:blip r:embed="rId136"/>
+                    <a:stretch>
+                      <a:fillRect/>
+                    </a:stretch>
+                  </pic:blipFill>
+                  <pic:spPr bwMode="auto">
+                    <a:xfrm>
+                      <a:off x="0" y="0"/>
+                      <a:ext cx="6692900" cy="3300428"/>
+                    </a:xfrm>
+                    <a:prstGeom prst="rect">
+                      <a:avLst/>
+                    </a:prstGeom>
+                    <a:noFill/>
+                    <a:ln w="9525">
+                      <a:noFill/>
+                      <a:headEnd/>
+                      <a:tailEnd/>
+                    </a:ln>
+                  </pic:spPr>
+                </pic:pic>
+              </a:graphicData>
+            </a:graphic>
+          </wp:inline>
+        </w:drawing>
+      </w:r>
+    </w:p>
+    <w:p>
+      <w:pPr>
+        <w:pStyle w:val="BodyText"/>
+      </w:pPr>
+      <w:r>
+        <w:rPr>
+          <w:rFonts w:hint="eastAsia"/>
+        </w:rPr>
+        <w:t xml:space="preserve">查看图源码（Mermaid，可</w:t>
+      </w:r>
+      <w:r>
+        <w:t xml:space="preserve"> </w:t>
+      </w:r>
+      <w:r>
+        <w:rPr>
+          <w:rFonts w:hint="eastAsia"/>
+        </w:rPr>
+        <w:t xml:space="preserve">diff）</w:t>
+      </w:r>
+    </w:p>
+    <w:p>
+      <w:pPr>
+        <w:pStyle w:val="SourceCode"/>
+      </w:pPr>
+      <w:r>
+        <w:rPr>
+          <w:rStyle w:val="VerbatimChar"/>
+        </w:rPr>
+        <w:t xml:space="preserve">sequenceDiagram</w:t>
+      </w:r>
+      <w:r>
+        <w:br/>
+      </w:r>
+      <w:r>
+        <w:rPr>
+          <w:rStyle w:val="VerbatimChar"/>
+        </w:rPr>
+        <w:t xml:space="preserve">    actor OS</w:t>
+      </w:r>
+      <w:r>
+        <w:br/>
+      </w:r>
+      <w:r>
+        <w:rPr>
+          <w:rStyle w:val="VerbatimChar"/>
+        </w:rPr>
+        <w:t xml:space="preserve">    participant MF as Gp_EcuStpShdn_Mainfunction(satellite)</w:t>
+      </w:r>
+      <w:r>
+        <w:br/>
+      </w:r>
+      <w:r>
+        <w:rPr>
+          <w:rStyle w:val="VerbatimChar"/>
+        </w:rPr>
+        <w:t xml:space="preserve">    participant CO as Callout</w:t>
+      </w:r>
+      <w:r>
+        <w:br/>
+      </w:r>
+      <w:r>
+        <w:rPr>
+          <w:rStyle w:val="VerbatimChar"/>
+        </w:rPr>
+        <w:t xml:space="preserve">    participant TA as Gp_TstApp</w:t>
+      </w:r>
+      <w:r>
+        <w:br/>
+      </w:r>
+      <w:r>
+        <w:rPr>
+          <w:rStyle w:val="VerbatimChar"/>
+        </w:rPr>
+        <w:t xml:space="preserve">    OS-&gt;&gt;MF: Mainfunction() </w:t>
+      </w:r>
+      <w:r>
+        <w:rPr>
+          <w:rStyle w:val="VerbatimChar"/>
+          <w:rFonts w:hint="eastAsia"/>
+        </w:rPr>
+        <w:t xml:space="preserve">周期调度</w:t>
+      </w:r>
+      <w:r>
+        <w:br/>
+      </w:r>
+      <w:r>
+        <w:rPr>
+          <w:rStyle w:val="VerbatimChar"/>
+        </w:rPr>
+        <w:t xml:space="preserve">    MF-&gt;&gt;CO: CalloutGetCoreId()</w:t>
+      </w:r>
+      <w:r>
+        <w:br/>
+      </w:r>
+      <w:r>
+        <w:rPr>
+          <w:rStyle w:val="VerbatimChar"/>
+        </w:rPr>
+        <w:t xml:space="preserve">    alt TryPwrShdn </w:t>
+      </w:r>
+      <w:r>
+        <w:rPr>
+          <w:rStyle w:val="VerbatimChar"/>
+          <w:rFonts w:hint="eastAsia"/>
+        </w:rPr>
+        <w:t xml:space="preserve">与</w:t>
+      </w:r>
+      <w:r>
+        <w:rPr>
+          <w:rStyle w:val="VerbatimChar"/>
+        </w:rPr>
+        <w:t xml:space="preserve"> SafeState </w:t>
+      </w:r>
+      <w:r>
+        <w:rPr>
+          <w:rStyle w:val="VerbatimChar"/>
+          <w:rFonts w:hint="eastAsia"/>
+        </w:rPr>
+        <w:t xml:space="preserve">均为</w:t>
+      </w:r>
+      <w:r>
+        <w:rPr>
+          <w:rStyle w:val="VerbatimChar"/>
+        </w:rPr>
+        <w:t xml:space="preserve"> FALSE</w:t>
+      </w:r>
+      <w:r>
+        <w:br/>
+      </w:r>
+      <w:r>
+        <w:rPr>
+          <w:rStyle w:val="VerbatimChar"/>
+        </w:rPr>
+        <w:t xml:space="preserve">        MF-&gt;&gt;TA: RunTimePhase()</w:t>
+      </w:r>
+      <w:r>
+        <w:br/>
+      </w:r>
+      <w:r>
+        <w:rPr>
+          <w:rStyle w:val="VerbatimChar"/>
+        </w:rPr>
+        <w:t xml:space="preserve">    else </w:t>
+      </w:r>
+      <w:r>
+        <w:rPr>
+          <w:rStyle w:val="VerbatimChar"/>
+          <w:rFonts w:hint="eastAsia"/>
+        </w:rPr>
+        <w:t xml:space="preserve">安全状态或尝试下电</w:t>
+      </w:r>
+      <w:r>
+        <w:br/>
+      </w:r>
+      <w:r>
+        <w:rPr>
+          <w:rStyle w:val="VerbatimChar"/>
+        </w:rPr>
+        <w:t xml:space="preserve">        Note right of MF: </w:t>
+      </w:r>
+      <w:r>
+        <w:rPr>
+          <w:rStyle w:val="VerbatimChar"/>
+          <w:rFonts w:hint="eastAsia"/>
+        </w:rPr>
+        <w:t xml:space="preserve">跳过</w:t>
+      </w:r>
+      <w:r>
+        <w:rPr>
+          <w:rStyle w:val="VerbatimChar"/>
+        </w:rPr>
+        <w:t xml:space="preserve"> MCU </w:t>
+      </w:r>
+      <w:r>
+        <w:rPr>
+          <w:rStyle w:val="VerbatimChar"/>
+          <w:rFonts w:hint="eastAsia"/>
+        </w:rPr>
+        <w:t xml:space="preserve">运行时测试</w:t>
+      </w:r>
+      <w:r>
+        <w:br/>
+      </w:r>
+      <w:r>
+        <w:rPr>
+          <w:rStyle w:val="VerbatimChar"/>
+        </w:rPr>
+        <w:t xml:space="preserve">    end</w:t>
+      </w:r>
+    </w:p>
+    <w:bookmarkEnd w:id="139"/>
+    <w:bookmarkEnd w:id="140"/>
+    <w:bookmarkStart w:id="172" w:name="s6"/>
+    <w:p>
+      <w:pPr>
+        <w:pStyle w:val="Heading2"/>
+      </w:pPr>
+      <w:r>
+        <w:t xml:space="preserve">6 </w:t>
+      </w:r>
+      <w:r>
+        <w:rPr>
+          <w:rFonts w:hint="eastAsia"/>
+        </w:rPr>
+        <w:t xml:space="preserve">配置说明</w:t>
+      </w:r>
+    </w:p>
+    <w:bookmarkStart w:id="142" w:name="通用配置说明"/>
+    <w:p>
+      <w:pPr>
+        <w:pStyle w:val="Heading3"/>
+      </w:pPr>
+      <w:r>
+        <w:t xml:space="preserve">6.1 </w:t>
+      </w:r>
+      <w:r>
+        <w:rPr>
+          <w:rFonts w:hint="eastAsia"/>
+        </w:rPr>
+        <w:t xml:space="preserve">通用配置说明</w:t>
+      </w:r>
+    </w:p>
+    <w:p>
+      <w:pPr>
+        <w:pStyle w:val="FirstParagraph"/>
+      </w:pPr>
+      <w:r>
         <w:rPr>
           <w:rFonts w:hint="eastAsia"/>
         </w:rPr>
         <w:t xml:space="preserve">通用配置项适用于所有项目，控制模块基础行为。</w:t>
       </w:r>
     </w:p>
-    <w:bookmarkStart w:id="133" w:name="gp_ecustpshdn_active_core_num"/>
+    <w:bookmarkStart w:id="141" w:name="gp_ecustpshdn_active_core_num"/>
     <w:p>
       <w:pPr>
         <w:pStyle w:val="Heading4"/>
@@ -21869,9 +22749,9 @@
         <w:t xml:space="preserve">推断，待确认</w:t>
       </w:r>
     </w:p>
-    <w:bookmarkEnd w:id="133"/>
-    <w:bookmarkEnd w:id="134"/>
-    <w:bookmarkStart w:id="163" w:name="功能配置说明"/>
+    <w:bookmarkEnd w:id="141"/>
+    <w:bookmarkEnd w:id="142"/>
+    <w:bookmarkStart w:id="171" w:name="功能配置说明"/>
     <w:p>
       <w:pPr>
         <w:pStyle w:val="Heading3"/>
@@ -21897,7 +22777,7 @@
         <w:t xml:space="preserve">功能配置项根据项目需求裁剪模块特性。</w:t>
       </w:r>
     </w:p>
-    <w:bookmarkStart w:id="135" w:name="gp_ecustpshdn_safety_enable"/>
+    <w:bookmarkStart w:id="143" w:name="gp_ecustpshdn_safety_enable"/>
     <w:p>
       <w:pPr>
         <w:pStyle w:val="Heading4"/>
@@ -22212,8 +23092,8 @@
         <w:t xml:space="preserve">推断，待确认</w:t>
       </w:r>
     </w:p>
-    <w:bookmarkEnd w:id="135"/>
-    <w:bookmarkStart w:id="136" w:name="gp_ecustpshdn_safety_action_enable"/>
+    <w:bookmarkEnd w:id="143"/>
+    <w:bookmarkStart w:id="144" w:name="gp_ecustpshdn_safety_action_enable"/>
     <w:p>
       <w:pPr>
         <w:pStyle w:val="Heading4"/>
@@ -22500,8 +23380,8 @@
         <w:t xml:space="preserve">推断，待确认</w:t>
       </w:r>
     </w:p>
-    <w:bookmarkEnd w:id="136"/>
-    <w:bookmarkStart w:id="162" w:name="callout-function"/>
+    <w:bookmarkEnd w:id="144"/>
+    <w:bookmarkStart w:id="170" w:name="callout-function"/>
     <w:p>
       <w:pPr>
         <w:pStyle w:val="Heading4"/>
@@ -22542,7 +23422,7 @@
         <w:t xml:space="preserve">为一个独立工作项。</w:t>
       </w:r>
     </w:p>
-    <w:bookmarkStart w:id="137" w:name="gp_ecustpshdn_calloutchkmcupreruntest"/>
+    <w:bookmarkStart w:id="145" w:name="gp_ecustpshdn_calloutchkmcupreruntest"/>
     <w:p>
       <w:pPr>
         <w:pStyle w:val="Heading5"/>
@@ -22876,8 +23756,8 @@
         </w:tc>
       </w:tr>
     </w:tbl>
-    <w:bookmarkEnd w:id="137"/>
-    <w:bookmarkStart w:id="138" w:name="gp_ecustpshdn_calloutchkmcuruntimetest"/>
+    <w:bookmarkEnd w:id="145"/>
+    <w:bookmarkStart w:id="146" w:name="gp_ecustpshdn_calloutchkmcuruntimetest"/>
     <w:p>
       <w:pPr>
         <w:pStyle w:val="Heading5"/>
@@ -23211,8 +24091,8 @@
         </w:tc>
       </w:tr>
     </w:tbl>
-    <w:bookmarkEnd w:id="138"/>
-    <w:bookmarkStart w:id="139" w:name="gp_ecustpshdn_calloutchksbctest"/>
+    <w:bookmarkEnd w:id="146"/>
+    <w:bookmarkStart w:id="147" w:name="gp_ecustpshdn_calloutchksbctest"/>
     <w:p>
       <w:pPr>
         <w:pStyle w:val="Heading5"/>
@@ -23555,8 +24435,8 @@
         </w:tc>
       </w:tr>
     </w:tbl>
-    <w:bookmarkEnd w:id="139"/>
-    <w:bookmarkStart w:id="140" w:name="gp_ecustpshdn_calloutchkswttorun"/>
+    <w:bookmarkEnd w:id="147"/>
+    <w:bookmarkStart w:id="148" w:name="gp_ecustpshdn_calloutchkswttorun"/>
     <w:p>
       <w:pPr>
         <w:pStyle w:val="Heading5"/>
@@ -23881,8 +24761,8 @@
         </w:tc>
       </w:tr>
     </w:tbl>
-    <w:bookmarkEnd w:id="140"/>
-    <w:bookmarkStart w:id="141" w:name="gp_ecustpshdn_calloutgetcoreid"/>
+    <w:bookmarkEnd w:id="148"/>
+    <w:bookmarkStart w:id="149" w:name="gp_ecustpshdn_calloutgetcoreid"/>
     <w:p>
       <w:pPr>
         <w:pStyle w:val="Heading5"/>
@@ -24243,8 +25123,8 @@
         </w:tc>
       </w:tr>
     </w:tbl>
-    <w:bookmarkEnd w:id="141"/>
-    <w:bookmarkStart w:id="142" w:name="gp_ecustpshdn_calloutgetsystimems"/>
+    <w:bookmarkEnd w:id="149"/>
+    <w:bookmarkStart w:id="150" w:name="gp_ecustpshdn_calloutgetsystimems"/>
     <w:p>
       <w:pPr>
         <w:pStyle w:val="Heading5"/>
@@ -24569,8 +25449,8 @@
         </w:tc>
       </w:tr>
     </w:tbl>
-    <w:bookmarkEnd w:id="142"/>
-    <w:bookmarkStart w:id="143" w:name="gp_ecustpshdn_calloutinitfailedhnd"/>
+    <w:bookmarkEnd w:id="150"/>
+    <w:bookmarkStart w:id="151" w:name="gp_ecustpshdn_calloutinitfailedhnd"/>
     <w:p>
       <w:pPr>
         <w:pStyle w:val="Heading5"/>
@@ -24905,8 +25785,8 @@
         </w:tc>
       </w:tr>
     </w:tbl>
-    <w:bookmarkEnd w:id="143"/>
-    <w:bookmarkStart w:id="144" w:name="gp_ecustpshdn_calloutinitstageonecore0"/>
+    <w:bookmarkEnd w:id="151"/>
+    <w:bookmarkStart w:id="152" w:name="gp_ecustpshdn_calloutinitstageonecore0"/>
     <w:p>
       <w:pPr>
         <w:pStyle w:val="Heading5"/>
@@ -25253,8 +26133,8 @@
         </w:tc>
       </w:tr>
     </w:tbl>
-    <w:bookmarkEnd w:id="144"/>
-    <w:bookmarkStart w:id="145" w:name="gp_ecustpshdn_calloutinitstagetwocore0"/>
+    <w:bookmarkEnd w:id="152"/>
+    <w:bookmarkStart w:id="153" w:name="gp_ecustpshdn_calloutinitstagetwocore0"/>
     <w:p>
       <w:pPr>
         <w:pStyle w:val="Heading5"/>
@@ -25598,8 +26478,8 @@
         </w:tc>
       </w:tr>
     </w:tbl>
-    <w:bookmarkEnd w:id="145"/>
-    <w:bookmarkStart w:id="146" w:name="gp_ecustpshdn_calloutinitstagetwocore1"/>
+    <w:bookmarkEnd w:id="153"/>
+    <w:bookmarkStart w:id="154" w:name="gp_ecustpshdn_calloutinitstagetwocore1"/>
     <w:p>
       <w:pPr>
         <w:pStyle w:val="Heading5"/>
@@ -25943,8 +26823,8 @@
         </w:tc>
       </w:tr>
     </w:tbl>
-    <w:bookmarkEnd w:id="146"/>
-    <w:bookmarkStart w:id="147" w:name="gp_ecustpshdn_calloutinitstagetwocore2"/>
+    <w:bookmarkEnd w:id="154"/>
+    <w:bookmarkStart w:id="155" w:name="gp_ecustpshdn_calloutinitstagetwocore2"/>
     <w:p>
       <w:pPr>
         <w:pStyle w:val="Heading5"/>
@@ -26297,8 +27177,8 @@
         </w:tc>
       </w:tr>
     </w:tbl>
-    <w:bookmarkEnd w:id="147"/>
-    <w:bookmarkStart w:id="148" w:name="gp_ecustpshdn_calloutinitstagetwocore3"/>
+    <w:bookmarkEnd w:id="155"/>
+    <w:bookmarkStart w:id="156" w:name="gp_ecustpshdn_calloutinitstagetwocore3"/>
     <w:p>
       <w:pPr>
         <w:pStyle w:val="Heading5"/>
@@ -26651,8 +27531,8 @@
         </w:tc>
       </w:tr>
     </w:tbl>
-    <w:bookmarkEnd w:id="148"/>
-    <w:bookmarkStart w:id="149" w:name="gp_ecustpshdn_calloutinitstagetwocore4"/>
+    <w:bookmarkEnd w:id="156"/>
+    <w:bookmarkStart w:id="157" w:name="gp_ecustpshdn_calloutinitstagetwocore4"/>
     <w:p>
       <w:pPr>
         <w:pStyle w:val="Heading5"/>
@@ -27005,8 +27885,8 @@
         </w:tc>
       </w:tr>
     </w:tbl>
-    <w:bookmarkEnd w:id="149"/>
-    <w:bookmarkStart w:id="150" w:name="gp_ecustpshdn_calloutinitstagetwocore5"/>
+    <w:bookmarkEnd w:id="157"/>
+    <w:bookmarkStart w:id="158" w:name="gp_ecustpshdn_calloutinitstagetwocore5"/>
     <w:p>
       <w:pPr>
         <w:pStyle w:val="Heading5"/>
@@ -27359,8 +28239,8 @@
         </w:tc>
       </w:tr>
     </w:tbl>
-    <w:bookmarkEnd w:id="150"/>
-    <w:bookmarkStart w:id="151" w:name="Xca4f16fb4d69d8e5138a79604e03c9d96cbc3bf"/>
+    <w:bookmarkEnd w:id="158"/>
+    <w:bookmarkStart w:id="159" w:name="Xca4f16fb4d69d8e5138a79604e03c9d96cbc3bf"/>
     <w:p>
       <w:pPr>
         <w:pStyle w:val="Heading5"/>
@@ -27697,8 +28577,8 @@
         </w:tc>
       </w:tr>
     </w:tbl>
-    <w:bookmarkEnd w:id="151"/>
-    <w:bookmarkStart w:id="152" w:name="Xdfb2e0dc3243e364c360351736e92470fb6e335"/>
+    <w:bookmarkEnd w:id="159"/>
+    <w:bookmarkStart w:id="160" w:name="Xdfb2e0dc3243e364c360351736e92470fb6e335"/>
     <w:p>
       <w:pPr>
         <w:pStyle w:val="Heading5"/>
@@ -28035,8 +28915,8 @@
         </w:tc>
       </w:tr>
     </w:tbl>
-    <w:bookmarkEnd w:id="152"/>
-    <w:bookmarkStart w:id="153" w:name="gp_ecustpshdn_calloutoserrrecov"/>
+    <w:bookmarkEnd w:id="160"/>
+    <w:bookmarkStart w:id="161" w:name="gp_ecustpshdn_calloutoserrrecov"/>
     <w:p>
       <w:pPr>
         <w:pStyle w:val="Heading5"/>
@@ -28383,8 +29263,8 @@
         </w:tc>
       </w:tr>
     </w:tbl>
-    <w:bookmarkEnd w:id="153"/>
-    <w:bookmarkStart w:id="154" w:name="gp_ecustpshdn_calloutpwrshdninshdnphase"/>
+    <w:bookmarkEnd w:id="161"/>
+    <w:bookmarkStart w:id="162" w:name="gp_ecustpshdn_calloutpwrshdninshdnphase"/>
     <w:p>
       <w:pPr>
         <w:pStyle w:val="Heading5"/>
@@ -28709,8 +29589,8 @@
         </w:tc>
       </w:tr>
     </w:tbl>
-    <w:bookmarkEnd w:id="154"/>
-    <w:bookmarkStart w:id="155" w:name="gp_ecustpshdn_calloutpwrshdninstpphase"/>
+    <w:bookmarkEnd w:id="162"/>
+    <w:bookmarkStart w:id="163" w:name="gp_ecustpshdn_calloutpwrshdninstpphase"/>
     <w:p>
       <w:pPr>
         <w:pStyle w:val="Heading5"/>
@@ -29053,8 +29933,8 @@
         </w:tc>
       </w:tr>
     </w:tbl>
-    <w:bookmarkEnd w:id="155"/>
-    <w:bookmarkStart w:id="156" w:name="gp_ecustpshdn_calloutsafestate"/>
+    <w:bookmarkEnd w:id="163"/>
+    <w:bookmarkStart w:id="164" w:name="gp_ecustpshdn_calloutsafestate"/>
     <w:p>
       <w:pPr>
         <w:pStyle w:val="Heading5"/>
@@ -29379,8 +30259,8 @@
         </w:tc>
       </w:tr>
     </w:tbl>
-    <w:bookmarkEnd w:id="156"/>
-    <w:bookmarkStart w:id="157" w:name="gp_ecustpshdn_calloutsbcinit"/>
+    <w:bookmarkEnd w:id="164"/>
+    <w:bookmarkStart w:id="165" w:name="gp_ecustpshdn_calloutsbcinit"/>
     <w:p>
       <w:pPr>
         <w:pStyle w:val="Heading5"/>
@@ -29745,8 +30625,8 @@
         </w:tc>
       </w:tr>
     </w:tbl>
-    <w:bookmarkEnd w:id="157"/>
-    <w:bookmarkStart w:id="158" w:name="gp_ecustpshdn_calloutsbcinitinsafestate"/>
+    <w:bookmarkEnd w:id="165"/>
+    <w:bookmarkStart w:id="166" w:name="gp_ecustpshdn_calloutsbcinitinsafestate"/>
     <w:p>
       <w:pPr>
         <w:pStyle w:val="Heading5"/>
@@ -30117,8 +30997,8 @@
         </w:tc>
       </w:tr>
     </w:tbl>
-    <w:bookmarkEnd w:id="158"/>
-    <w:bookmarkStart w:id="159" w:name="gp_ecustpshdn_calloutsbctestfailedhnd"/>
+    <w:bookmarkEnd w:id="166"/>
+    <w:bookmarkStart w:id="167" w:name="gp_ecustpshdn_calloutsbctestfailedhnd"/>
     <w:p>
       <w:pPr>
         <w:pStyle w:val="Heading5"/>
@@ -30455,8 +31335,8 @@
         </w:tc>
       </w:tr>
     </w:tbl>
-    <w:bookmarkEnd w:id="159"/>
-    <w:bookmarkStart w:id="160" w:name="gp_ecustpshdn_calloutswttorunfailedhnd"/>
+    <w:bookmarkEnd w:id="167"/>
+    <w:bookmarkStart w:id="168" w:name="gp_ecustpshdn_calloutswttorunfailedhnd"/>
     <w:p>
       <w:pPr>
         <w:pStyle w:val="Heading5"/>
@@ -30790,8 +31670,8 @@
         </w:tc>
       </w:tr>
     </w:tbl>
-    <w:bookmarkEnd w:id="160"/>
-    <w:bookmarkStart w:id="161" w:name="gp_ecustpshdn_callouttraprecov"/>
+    <w:bookmarkEnd w:id="168"/>
+    <w:bookmarkStart w:id="169" w:name="gp_ecustpshdn_callouttraprecov"/>
     <w:p>
       <w:pPr>
         <w:pStyle w:val="Heading5"/>
@@ -31155,11 +32035,11 @@
         <w:t xml:space="preserve">GP_ECUSTPSHDN_NOP() → MCAL_NOP()</w:t>
       </w:r>
     </w:p>
-    <w:bookmarkEnd w:id="161"/>
-    <w:bookmarkEnd w:id="162"/>
-    <w:bookmarkEnd w:id="163"/>
-    <w:bookmarkEnd w:id="164"/>
-    <w:bookmarkStart w:id="167" w:name="s7"/>
+    <w:bookmarkEnd w:id="169"/>
+    <w:bookmarkEnd w:id="170"/>
+    <w:bookmarkEnd w:id="171"/>
+    <w:bookmarkEnd w:id="172"/>
+    <w:bookmarkStart w:id="175" w:name="s7"/>
     <w:p>
       <w:pPr>
         <w:pStyle w:val="Heading2"/>
@@ -31615,7 +32495,7 @@
               <w:t xml:space="preserve">迁移）与</w:t>
             </w:r>
             <w:r>
-              <w:t xml:space="preserve"> 2 </w:t>
+              <w:t xml:space="preserve"> 4 </w:t>
             </w:r>
             <w:r>
               <w:rPr>
@@ -32627,7 +33507,7 @@
         </w:tc>
       </w:tr>
     </w:tbl>
-    <w:bookmarkStart w:id="165" w:name="圈复杂度明细序号-7-事实依据静态计算"/>
+    <w:bookmarkStart w:id="173" w:name="圈复杂度明细序号-7-事实依据静态计算"/>
     <w:p>
       <w:pPr>
         <w:pStyle w:val="Heading3"/>
@@ -33312,8 +34192,8 @@
         </w:tc>
       </w:tr>
     </w:tbl>
-    <w:bookmarkEnd w:id="165"/>
-    <w:bookmarkStart w:id="166" w:name="总结"/>
+    <w:bookmarkEnd w:id="173"/>
+    <w:bookmarkStart w:id="174" w:name="总结"/>
     <w:p>
       <w:pPr>
         <w:pStyle w:val="Heading3"/>
@@ -33513,9 +34393,9 @@
         <w:t xml:space="preserve">待人工确认</w:t>
       </w:r>
     </w:p>
-    <w:bookmarkEnd w:id="166"/>
-    <w:bookmarkEnd w:id="167"/>
-    <w:bookmarkStart w:id="168" w:name="s8"/>
+    <w:bookmarkEnd w:id="174"/>
+    <w:bookmarkEnd w:id="175"/>
+    <w:bookmarkStart w:id="176" w:name="s8"/>
     <w:p>
       <w:pPr>
         <w:pStyle w:val="Heading2"/>
@@ -33676,7 +34556,7 @@
         <w:t xml:space="preserve">注：项目级相关文件（软件架构设计、需求规格等）请人工补充。</w:t>
       </w:r>
     </w:p>
-    <w:bookmarkEnd w:id="168"/>
+    <w:bookmarkEnd w:id="176"/>
     <w:sectPr>
       <w:pgSz w:h="16838" w:w="11906"/>
       <w:pgMar w:bottom="680" w:footer="425" w:gutter="0" w:header="425" w:left="680" w:right="680" w:top="680"/>

--- a/测试产出/Gp_EcuStpStdn/lld_report.docx
+++ b/测试产出/Gp_EcuStpStdn/lld_report.docx
@@ -1666,7 +1666,7 @@
       <w:r>
         <w:drawing>
           <wp:inline>
-            <wp:extent cx="6692900" cy="4064797"/>
+            <wp:extent cx="6692900" cy="3260863"/>
             <wp:effectExtent b="0" l="0" r="0" t="0"/>
             <wp:docPr descr="" title="" id="21" name="Picture"/>
             <a:graphic>
@@ -1687,7 +1687,7 @@
                   <pic:spPr bwMode="auto">
                     <a:xfrm>
                       <a:off x="0" y="0"/>
-                      <a:ext cx="6692900" cy="4064797"/>
+                      <a:ext cx="6692900" cy="3260863"/>
                     </a:xfrm>
                     <a:prstGeom prst="rect">
                       <a:avLst/>
@@ -1734,6 +1734,15 @@
         <w:rPr>
           <w:rStyle w:val="VerbatimChar"/>
         </w:rPr>
+        <w:t xml:space="preserve">%%{init: {"flowchart": {"rankSpacing": 10, "nodeSpacing": 16}}}%%</w:t>
+      </w:r>
+      <w:r>
+        <w:br/>
+      </w:r>
+      <w:r>
+        <w:rPr>
+          <w:rStyle w:val="VerbatimChar"/>
+        </w:rPr>
         <w:t xml:space="preserve">flowchart LR</w:t>
       </w:r>
       <w:r>
@@ -1772,14 +1781,32 @@
         <w:rPr>
           <w:rStyle w:val="VerbatimChar"/>
         </w:rPr>
-        <w:t xml:space="preserve">    subgraph MOD["Gp_EcuStpShdn </w:t>
-      </w:r>
-      <w:r>
-        <w:rPr>
-          <w:rStyle w:val="VerbatimChar"/>
-          <w:rFonts w:hint="eastAsia"/>
-        </w:rPr>
-        <w:t xml:space="preserve">提供的外部接口&lt;br/&gt;（8</w:t>
+        <w:t xml:space="preserve">    subgraph MOD[" "]</w:t>
+      </w:r>
+      <w:r>
+        <w:br/>
+      </w:r>
+      <w:r>
+        <w:rPr>
+          <w:rStyle w:val="VerbatimChar"/>
+        </w:rPr>
+        <w:t xml:space="preserve">        direction TB</w:t>
+      </w:r>
+      <w:r>
+        <w:br/>
+      </w:r>
+      <w:r>
+        <w:rPr>
+          <w:rStyle w:val="VerbatimChar"/>
+        </w:rPr>
+        <w:t xml:space="preserve">        </w:t>
+      </w:r>
+      <w:r>
+        <w:rPr>
+          <w:rStyle w:val="VerbatimChar"/>
+          <w:rFonts w:hint="eastAsia"/>
+        </w:rPr>
+        <w:t xml:space="preserve">MT["&lt;b&gt;Gp_EcuStpShdn&lt;/b&gt;&lt;br/&gt;&lt;b&gt;提供的外部接口&lt;/b&gt;（8</w:t>
       </w:r>
       <w:r>
         <w:rPr>
@@ -1792,7 +1819,7 @@
           <w:rStyle w:val="VerbatimChar"/>
           <w:rFonts w:hint="eastAsia"/>
         </w:rPr>
-        <w:t xml:space="preserve">个）"]</w:t>
+        <w:t xml:space="preserve">个）&lt;br/&gt;────────────"]</w:t>
       </w:r>
       <w:r>
         <w:br/>
@@ -1801,7 +1828,7 @@
         <w:rPr>
           <w:rStyle w:val="VerbatimChar"/>
         </w:rPr>
-        <w:t xml:space="preserve">        direction TB</w:t>
+        <w:t xml:space="preserve">        MT ~~~ P0("Gp_EcuStpShdn_&lt;br/&gt;SetSafeState") ~~~ P1("Gp_EcuStpShdn_&lt;br/&gt;SetTryPwrShdn") ~~~ P2("Gp_EcuStpShdn_&lt;br/&gt;GetSafeState") ~~~ P3("Gp_EcuStpShdn_&lt;br/&gt;TrapRecov")</w:t>
       </w:r>
       <w:r>
         <w:br/>
@@ -1810,7 +1837,7 @@
         <w:rPr>
           <w:rStyle w:val="VerbatimChar"/>
         </w:rPr>
-        <w:t xml:space="preserve">        P0("Gp_EcuStpShdn_&lt;br/&gt;SetSafeState") ~~~ P1("Gp_EcuStpShdn_&lt;br/&gt;SetTryPwrShdn") ~~~ P2("Gp_EcuStpShdn_&lt;br/&gt;GetSafeState") ~~~ P3("Gp_EcuStpShdn_&lt;br/&gt;TrapRecov")</w:t>
+        <w:t xml:space="preserve">        MT ~~~ P4("Gp_EcuStpShdn_&lt;br/&gt;OsErrRecov") ~~~ P5("Gp_EcuStpShdn_&lt;br/&gt;PwrShdnInShdnPhase") ~~~ P6("Gp_EcuStpShdn_&lt;br/&gt;Startup") ~~~ P7("Gp_EcuStpShdn_&lt;br/&gt;Mainfunction")</w:t>
       </w:r>
       <w:r>
         <w:br/>
@@ -1819,7 +1846,7 @@
         <w:rPr>
           <w:rStyle w:val="VerbatimChar"/>
         </w:rPr>
-        <w:t xml:space="preserve">        P4("Gp_EcuStpShdn_&lt;br/&gt;OsErrRecov") ~~~ P5("Gp_EcuStpShdn_&lt;br/&gt;PwrShdnInShdnPhase") ~~~ P6("Gp_EcuStpShdn_&lt;br/&gt;Startup") ~~~ P7("Gp_EcuStpShdn_&lt;br/&gt;Mainfunction")</w:t>
+        <w:t xml:space="preserve">    end</w:t>
       </w:r>
       <w:r>
         <w:br/>
@@ -1828,7 +1855,27 @@
         <w:rPr>
           <w:rStyle w:val="VerbatimChar"/>
         </w:rPr>
-        <w:t xml:space="preserve">    end</w:t>
+        <w:t xml:space="preserve">    </w:t>
+      </w:r>
+      <w:r>
+        <w:rPr>
+          <w:rStyle w:val="VerbatimChar"/>
+          <w:rFonts w:hint="eastAsia"/>
+        </w:rPr>
+        <w:t xml:space="preserve">G0["&lt;b&gt;Gp_RstM&lt;/b&gt;（4</w:t>
+      </w:r>
+      <w:r>
+        <w:rPr>
+          <w:rStyle w:val="VerbatimChar"/>
+        </w:rPr>
+        <w:t xml:space="preserve"> </w:t>
+      </w:r>
+      <w:r>
+        <w:rPr>
+          <w:rStyle w:val="VerbatimChar"/>
+          <w:rFonts w:hint="eastAsia"/>
+        </w:rPr>
+        <w:t xml:space="preserve">个）&lt;br/&gt;──────────&lt;br/&gt;Gp_RstM_GetLastRstTypeInfo&lt;br/&gt;Gp_RstM_Init&lt;br/&gt;Gp_RstM_InitOne&lt;br/&gt;Gp_RstM_InitTwo"]</w:t>
       </w:r>
       <w:r>
         <w:br/>
@@ -1844,7 +1891,7 @@
           <w:rStyle w:val="VerbatimChar"/>
           <w:rFonts w:hint="eastAsia"/>
         </w:rPr>
-        <w:t xml:space="preserve">G0["&lt;b&gt;Gp_RstM&lt;/b&gt;（4</w:t>
+        <w:t xml:space="preserve">G1["&lt;b&gt;Gp_TstApp&lt;/b&gt;（4</w:t>
       </w:r>
       <w:r>
         <w:rPr>
@@ -1857,7 +1904,7 @@
           <w:rStyle w:val="VerbatimChar"/>
           <w:rFonts w:hint="eastAsia"/>
         </w:rPr>
-        <w:t xml:space="preserve">个）&lt;br/&gt;──────────&lt;br/&gt;Gp_RstM_GetLastRstTypeInfo&lt;br/&gt;Gp_RstM_Init&lt;br/&gt;Gp_RstM_InitOne&lt;br/&gt;Gp_RstM_InitTwo"]</w:t>
+        <w:t xml:space="preserve">个）&lt;br/&gt;──────────&lt;br/&gt;Gp_TstApp_PreRunInit&lt;br/&gt;Gp_TstApp_PreRunPhase&lt;br/&gt;Gp_TstApp_RunTimePhase&lt;br/&gt;Gp_TstApp_SwitchToRunPhase"]</w:t>
       </w:r>
       <w:r>
         <w:br/>
@@ -1866,27 +1913,7 @@
         <w:rPr>
           <w:rStyle w:val="VerbatimChar"/>
         </w:rPr>
-        <w:t xml:space="preserve">    </w:t>
-      </w:r>
-      <w:r>
-        <w:rPr>
-          <w:rStyle w:val="VerbatimChar"/>
-          <w:rFonts w:hint="eastAsia"/>
-        </w:rPr>
-        <w:t xml:space="preserve">G1["&lt;b&gt;Gp_TstApp&lt;/b&gt;（4</w:t>
-      </w:r>
-      <w:r>
-        <w:rPr>
-          <w:rStyle w:val="VerbatimChar"/>
-        </w:rPr>
-        <w:t xml:space="preserve"> </w:t>
-      </w:r>
-      <w:r>
-        <w:rPr>
-          <w:rStyle w:val="VerbatimChar"/>
-          <w:rFonts w:hint="eastAsia"/>
-        </w:rPr>
-        <w:t xml:space="preserve">个）&lt;br/&gt;──────────&lt;br/&gt;Gp_TstApp_PreRunInit&lt;br/&gt;Gp_TstApp_PreRunPhase&lt;br/&gt;Gp_TstApp_RunTimePhase&lt;br/&gt;Gp_TstApp_SwitchToRunPhase"]</w:t>
+        <w:t xml:space="preserve">    Caller --&gt;|call| MOD</w:t>
       </w:r>
       <w:r>
         <w:br/>
@@ -1895,7 +1922,7 @@
         <w:rPr>
           <w:rStyle w:val="VerbatimChar"/>
         </w:rPr>
-        <w:t xml:space="preserve">    Caller --&gt;|call| MOD</w:t>
+        <w:t xml:space="preserve">    MOD --&gt;|call| G0</w:t>
       </w:r>
       <w:r>
         <w:br/>
@@ -1904,7 +1931,7 @@
         <w:rPr>
           <w:rStyle w:val="VerbatimChar"/>
         </w:rPr>
-        <w:t xml:space="preserve">    MOD --&gt;|call| G0</w:t>
+        <w:t xml:space="preserve">    MOD --&gt;|call| G1</w:t>
       </w:r>
       <w:r>
         <w:br/>
@@ -1913,7 +1940,7 @@
         <w:rPr>
           <w:rStyle w:val="VerbatimChar"/>
         </w:rPr>
-        <w:t xml:space="preserve">    MOD --&gt;|call| G1</w:t>
+        <w:t xml:space="preserve">    classDef caller fill:#eaeef2,stroke:#57606a,color:#1f2328</w:t>
       </w:r>
       <w:r>
         <w:br/>
@@ -1922,7 +1949,7 @@
         <w:rPr>
           <w:rStyle w:val="VerbatimChar"/>
         </w:rPr>
-        <w:t xml:space="preserve">    classDef caller fill:#eaeef2,stroke:#57606a,color:#1f2328</w:t>
+        <w:t xml:space="preserve">    classDef provided fill:#b6e3ff,stroke:#0969da,color:#0a3069</w:t>
       </w:r>
       <w:r>
         <w:br/>
@@ -1931,7 +1958,7 @@
         <w:rPr>
           <w:rStyle w:val="VerbatimChar"/>
         </w:rPr>
-        <w:t xml:space="preserve">    classDef provided fill:#b6e3ff,stroke:#0969da,color:#0a3069</w:t>
+        <w:t xml:space="preserve">    classDef extgroup fill:#f6f8fa,stroke:#57606a,color:#1f2328</w:t>
       </w:r>
       <w:r>
         <w:br/>
@@ -1940,7 +1967,7 @@
         <w:rPr>
           <w:rStyle w:val="VerbatimChar"/>
         </w:rPr>
-        <w:t xml:space="preserve">    classDef extgroup fill:#f6f8fa,stroke:#57606a,color:#1f2328</w:t>
+        <w:t xml:space="preserve">    class Caller caller</w:t>
       </w:r>
       <w:r>
         <w:br/>
@@ -1949,7 +1976,7 @@
         <w:rPr>
           <w:rStyle w:val="VerbatimChar"/>
         </w:rPr>
-        <w:t xml:space="preserve">    class Caller caller</w:t>
+        <w:t xml:space="preserve">    class P0,P1,P2,P3,P4,P5,P6,P7 provided</w:t>
       </w:r>
       <w:r>
         <w:br/>
@@ -1958,7 +1985,7 @@
         <w:rPr>
           <w:rStyle w:val="VerbatimChar"/>
         </w:rPr>
-        <w:t xml:space="preserve">    class P0,P1,P2,P3,P4,P5,P6,P7 provided</w:t>
+        <w:t xml:space="preserve">    class G0 extgroup</w:t>
       </w:r>
       <w:r>
         <w:br/>
@@ -1967,7 +1994,7 @@
         <w:rPr>
           <w:rStyle w:val="VerbatimChar"/>
         </w:rPr>
-        <w:t xml:space="preserve">    class G0 extgroup</w:t>
+        <w:t xml:space="preserve">    class G1 extgroup</w:t>
       </w:r>
       <w:r>
         <w:br/>
@@ -1976,7 +2003,7 @@
         <w:rPr>
           <w:rStyle w:val="VerbatimChar"/>
         </w:rPr>
-        <w:t xml:space="preserve">    class G1 extgroup</w:t>
+        <w:t xml:space="preserve">    style MOD fill:#fbfcfd,stroke:#d0d7de,stroke-width:1px</w:t>
       </w:r>
       <w:r>
         <w:br/>
@@ -1985,7 +2012,7 @@
         <w:rPr>
           <w:rStyle w:val="VerbatimChar"/>
         </w:rPr>
-        <w:t xml:space="preserve">    style MOD fill:#fbfcfd,stroke:#d0d7de,stroke-width:1px</w:t>
+        <w:t xml:space="preserve">    style MT fill:transparent,stroke:transparent,color:#1f2328</w:t>
       </w:r>
     </w:p>
     <w:bookmarkEnd w:id="23"/>
@@ -15683,7 +15710,7 @@
             <w:r>
               <w:drawing>
                 <wp:inline>
-                  <wp:extent cx="6692900" cy="19064128"/>
+                  <wp:extent cx="6692900" cy="16560427"/>
                   <wp:effectExtent b="0" l="0" r="0" t="0"/>
                   <wp:docPr descr="" title="" id="101" name="Picture"/>
                   <a:graphic>
@@ -15704,7 +15731,7 @@
                         <pic:spPr bwMode="auto">
                           <a:xfrm>
                             <a:off x="0" y="0"/>
-                            <a:ext cx="6692900" cy="19064128"/>
+                            <a:ext cx="6692900" cy="16560427"/>
                           </a:xfrm>
                           <a:prstGeom prst="rect">
                             <a:avLst/>
@@ -16603,7 +16630,7 @@
             <w:r>
               <w:drawing>
                 <wp:inline>
-                  <wp:extent cx="6692900" cy="13092116"/>
+                  <wp:extent cx="6692900" cy="11252727"/>
                   <wp:effectExtent b="0" l="0" r="0" t="0"/>
                   <wp:docPr descr="" title="" id="105" name="Picture"/>
                   <a:graphic>
@@ -16624,7 +16651,7 @@
                         <pic:spPr bwMode="auto">
                           <a:xfrm>
                             <a:off x="0" y="0"/>
-                            <a:ext cx="6692900" cy="13092116"/>
+                            <a:ext cx="6692900" cy="11252727"/>
                           </a:xfrm>
                           <a:prstGeom prst="rect">
                             <a:avLst/>
@@ -17509,7 +17536,7 @@
             <w:r>
               <w:drawing>
                 <wp:inline>
-                  <wp:extent cx="6692900" cy="28235671"/>
+                  <wp:extent cx="6692900" cy="24406560"/>
                   <wp:effectExtent b="0" l="0" r="0" t="0"/>
                   <wp:docPr descr="" title="" id="109" name="Picture"/>
                   <a:graphic>
@@ -17530,7 +17557,7 @@
                         <pic:spPr bwMode="auto">
                           <a:xfrm>
                             <a:off x="0" y="0"/>
-                            <a:ext cx="6692900" cy="28235671"/>
+                            <a:ext cx="6692900" cy="24406560"/>
                           </a:xfrm>
                           <a:prstGeom prst="rect">
                             <a:avLst/>
